--- a/♠ИСПО♠/УП/Proizvodstvennaya_praktika_PP11_6_0.docx
+++ b/♠ИСПО♠/УП/Proizvodstvennaya_praktika_PP11_6_0.docx
@@ -88,21 +88,7 @@
         <w:rPr>
           <w:szCs w:val="28"/>
         </w:rPr>
-        <w:t>(ФГАОУ ВО «</w:t>
-      </w:r>
-      <w:proofErr w:type="spellStart"/>
-      <w:r>
-        <w:rPr>
-          <w:szCs w:val="28"/>
-        </w:rPr>
-        <w:t>СПбПУ</w:t>
-      </w:r>
-      <w:proofErr w:type="spellEnd"/>
-      <w:r>
-        <w:rPr>
-          <w:szCs w:val="28"/>
-        </w:rPr>
-        <w:t>»)</w:t>
+        <w:t>(ФГАОУ ВО «СПбПУ»)</w:t>
       </w:r>
     </w:p>
     <w:p>
@@ -213,25 +199,7 @@
           <w:sz w:val="24"/>
           <w:lang w:bidi="ru-RU"/>
         </w:rPr>
-        <w:t xml:space="preserve">             «___</w:t>
-      </w:r>
-      <w:proofErr w:type="gramStart"/>
-      <w:r>
-        <w:rPr>
-          <w:rFonts w:eastAsia="Courier New" w:cs="Courier New"/>
-          <w:sz w:val="24"/>
-          <w:lang w:bidi="ru-RU"/>
-        </w:rPr>
-        <w:t>_»_</w:t>
-      </w:r>
-      <w:proofErr w:type="gramEnd"/>
-      <w:r>
-        <w:rPr>
-          <w:rFonts w:eastAsia="Courier New" w:cs="Courier New"/>
-          <w:sz w:val="24"/>
-          <w:lang w:bidi="ru-RU"/>
-        </w:rPr>
-        <w:t>_______20___г.</w:t>
+        <w:t xml:space="preserve">             «____»________20___г.</w:t>
       </w:r>
     </w:p>
     <w:p>
@@ -495,25 +463,7 @@
           <w:szCs w:val="28"/>
           <w:u w:val="single"/>
         </w:rPr>
-        <w:t>09.02.</w:t>
-      </w:r>
-      <w:proofErr w:type="gramStart"/>
-      <w:r>
-        <w:rPr>
-          <w:rFonts w:eastAsia="Times New Roman" w:cs="Times New Roman"/>
-          <w:szCs w:val="28"/>
-          <w:u w:val="single"/>
-        </w:rPr>
-        <w:t>07  Информационные</w:t>
-      </w:r>
-      <w:proofErr w:type="gramEnd"/>
-      <w:r>
-        <w:rPr>
-          <w:rFonts w:eastAsia="Times New Roman" w:cs="Times New Roman"/>
-          <w:szCs w:val="28"/>
-          <w:u w:val="single"/>
-        </w:rPr>
-        <w:t xml:space="preserve"> системы и программирование</w:t>
+        <w:t>09.02.07  Информационные системы и программирование</w:t>
       </w:r>
       <w:r>
         <w:rPr>
@@ -558,15 +508,7 @@
           <w:rFonts w:eastAsia="Times New Roman" w:cs="Times New Roman"/>
           <w:szCs w:val="28"/>
         </w:rPr>
-        <w:t>Студент(</w:t>
-      </w:r>
-      <w:proofErr w:type="gramStart"/>
-      <w:r>
-        <w:rPr>
-          <w:rFonts w:eastAsia="Times New Roman" w:cs="Times New Roman"/>
-          <w:szCs w:val="28"/>
-        </w:rPr>
-        <w:t>ка)</w:t>
+        <w:t>Студент(ка)</w:t>
       </w:r>
       <w:r>
         <w:rPr>
@@ -582,16 +524,7 @@
           <w:szCs w:val="28"/>
           <w:u w:val="single"/>
         </w:rPr>
-        <w:t>3</w:t>
-      </w:r>
-      <w:proofErr w:type="gramEnd"/>
-      <w:r>
-        <w:rPr>
-          <w:rFonts w:eastAsia="Times New Roman" w:cs="Times New Roman"/>
-          <w:szCs w:val="28"/>
-          <w:u w:val="single"/>
-        </w:rPr>
-        <w:t xml:space="preserve">  курса  32919/</w:t>
+        <w:t>3  курса  32919/</w:t>
       </w:r>
       <w:r>
         <w:rPr>
@@ -747,23 +680,7 @@
           <w:rFonts w:eastAsia="Times New Roman" w:cs="Times New Roman"/>
           <w:szCs w:val="28"/>
         </w:rPr>
-        <w:t xml:space="preserve">Место </w:t>
-      </w:r>
-      <w:proofErr w:type="gramStart"/>
-      <w:r>
-        <w:rPr>
-          <w:rFonts w:eastAsia="Times New Roman" w:cs="Times New Roman"/>
-          <w:szCs w:val="28"/>
-        </w:rPr>
-        <w:t>прохождения  практики</w:t>
-      </w:r>
-      <w:proofErr w:type="gramEnd"/>
-      <w:r>
-        <w:rPr>
-          <w:rFonts w:eastAsia="Times New Roman" w:cs="Times New Roman"/>
-          <w:szCs w:val="28"/>
-        </w:rPr>
-        <w:t>:</w:t>
+        <w:t>Место прохождения  практики:</w:t>
       </w:r>
       <w:r>
         <w:rPr>
@@ -1179,7 +1096,6 @@
         <w:tab/>
         <w:t xml:space="preserve">              (</w:t>
       </w:r>
-      <w:proofErr w:type="gramStart"/>
       <w:r>
         <w:rPr>
           <w:rFonts w:eastAsia="Times New Roman" w:cs="Times New Roman"/>
@@ -1193,15 +1109,7 @@
           <w:rFonts w:eastAsia="Times New Roman" w:cs="Times New Roman"/>
           <w:sz w:val="24"/>
         </w:rPr>
-        <w:t xml:space="preserve">   </w:t>
-      </w:r>
-      <w:proofErr w:type="gramEnd"/>
-      <w:r>
-        <w:rPr>
-          <w:rFonts w:eastAsia="Times New Roman" w:cs="Times New Roman"/>
-          <w:sz w:val="24"/>
-        </w:rPr>
-        <w:t xml:space="preserve">                        (</w:t>
+        <w:t xml:space="preserve">                           (</w:t>
       </w:r>
       <w:r>
         <w:rPr>
@@ -1377,7 +1285,6 @@
         <w:tab/>
         <w:t xml:space="preserve">              (</w:t>
       </w:r>
-      <w:proofErr w:type="gramStart"/>
       <w:r>
         <w:rPr>
           <w:rFonts w:eastAsia="Times New Roman" w:cs="Times New Roman"/>
@@ -1391,15 +1298,7 @@
           <w:rFonts w:eastAsia="Times New Roman" w:cs="Times New Roman"/>
           <w:sz w:val="24"/>
         </w:rPr>
-        <w:t xml:space="preserve">   </w:t>
-      </w:r>
-      <w:proofErr w:type="gramEnd"/>
-      <w:r>
-        <w:rPr>
-          <w:rFonts w:eastAsia="Times New Roman" w:cs="Times New Roman"/>
-          <w:sz w:val="24"/>
-        </w:rPr>
-        <w:t xml:space="preserve">                          (</w:t>
+        <w:t xml:space="preserve">                             (</w:t>
       </w:r>
       <w:r>
         <w:rPr>
@@ -1437,15 +1336,7 @@
           <w:rFonts w:eastAsia="Times New Roman" w:cs="Times New Roman"/>
           <w:szCs w:val="28"/>
         </w:rPr>
-        <w:t xml:space="preserve">Итоговая оценка по </w:t>
-      </w:r>
-      <w:proofErr w:type="gramStart"/>
-      <w:r>
-        <w:rPr>
-          <w:rFonts w:eastAsia="Times New Roman" w:cs="Times New Roman"/>
-          <w:szCs w:val="28"/>
-        </w:rPr>
-        <w:t>практике</w:t>
+        <w:t>Итоговая оценка по практике</w:t>
       </w:r>
       <w:r>
         <w:rPr>
@@ -1469,16 +1360,7 @@
           <w:sz w:val="32"/>
           <w:szCs w:val="32"/>
         </w:rPr>
-        <w:t>_</w:t>
-      </w:r>
-      <w:proofErr w:type="gramEnd"/>
-      <w:r>
-        <w:rPr>
-          <w:rFonts w:eastAsia="Times New Roman" w:cs="Times New Roman"/>
-          <w:sz w:val="32"/>
-          <w:szCs w:val="32"/>
-        </w:rPr>
-        <w:t>__________________________________</w:t>
+        <w:t>___________________________________</w:t>
       </w:r>
     </w:p>
     <w:p>
@@ -3235,27 +3117,7 @@
           <w:color w:val="000000" w:themeColor="text1"/>
           <w:szCs w:val="28"/>
         </w:rPr>
-        <w:t>Пользователи (</w:t>
-      </w:r>
-      <w:proofErr w:type="spellStart"/>
-      <w:r>
-        <w:rPr>
-          <w:rFonts w:cs="Times New Roman"/>
-          <w:bCs/>
-          <w:color w:val="000000" w:themeColor="text1"/>
-          <w:szCs w:val="28"/>
-        </w:rPr>
-        <w:t>email</w:t>
-      </w:r>
-      <w:proofErr w:type="spellEnd"/>
-      <w:r>
-        <w:rPr>
-          <w:rFonts w:cs="Times New Roman"/>
-          <w:bCs/>
-          <w:color w:val="000000" w:themeColor="text1"/>
-          <w:szCs w:val="28"/>
-        </w:rPr>
-        <w:t>, пароль, роль).</w:t>
+        <w:t>Пользователи (email, пароль, роль).</w:t>
       </w:r>
     </w:p>
     <w:p>
@@ -3783,21 +3645,8 @@
         </w:rPr>
       </w:pPr>
       <w:r>
-        <w:t xml:space="preserve">Рисунок 1 – </w:t>
-      </w:r>
-      <w:proofErr w:type="spellStart"/>
-      <w:r>
-        <w:t>Use</w:t>
-      </w:r>
-      <w:proofErr w:type="spellEnd"/>
-      <w:r>
-        <w:t xml:space="preserve"> Case </w:t>
-      </w:r>
-      <w:proofErr w:type="spellStart"/>
-      <w:r>
-        <w:t>Diagram</w:t>
-      </w:r>
-      <w:proofErr w:type="spellEnd"/>
+        <w:t>Рисунок 1 – Use Case Diagram</w:t>
+      </w:r>
       <w:r>
         <w:rPr>
           <w:rFonts w:eastAsia="Times New Roman" w:cs="Times New Roman"/>
@@ -3835,7 +3684,6 @@
         </w:rPr>
       </w:pPr>
       <w:bookmarkStart w:id="2" w:name="_Toc206784641"/>
-      <w:proofErr w:type="gramStart"/>
       <w:r>
         <w:rPr>
           <w:rFonts w:cs="Times New Roman"/>
@@ -3871,17 +3719,7 @@
           <w:sz w:val="28"/>
           <w:szCs w:val="28"/>
         </w:rPr>
-        <w:t>Проектирование</w:t>
-      </w:r>
-      <w:proofErr w:type="gramEnd"/>
-      <w:r>
-        <w:rPr>
-          <w:rFonts w:cs="Times New Roman"/>
-          <w:color w:val="000000" w:themeColor="text1"/>
-          <w:sz w:val="28"/>
-          <w:szCs w:val="28"/>
-        </w:rPr>
-        <w:t xml:space="preserve"> базы данных</w:t>
+        <w:t>Проектирование базы данных</w:t>
       </w:r>
       <w:bookmarkEnd w:id="2"/>
     </w:p>
@@ -3921,7 +3759,17 @@
           <w:color w:val="000000" w:themeColor="text1"/>
           <w:szCs w:val="28"/>
         </w:rPr>
-        <w:t>Схема базы данных</w:t>
+        <w:t>На рисунке 2 изображена с</w:t>
+      </w:r>
+      <w:r>
+        <w:rPr>
+          <w:rFonts w:cs="Times New Roman"/>
+          <w:b/>
+          <w:bCs/>
+          <w:color w:val="000000" w:themeColor="text1"/>
+          <w:szCs w:val="28"/>
+        </w:rPr>
+        <w:t>хема базы данных</w:t>
       </w:r>
     </w:p>
     <w:p>
@@ -4228,47 +4076,7 @@
         <w:ind w:left="0" w:firstLine="851"/>
       </w:pPr>
       <w:r>
-        <w:t>Поле </w:t>
-      </w:r>
-      <w:proofErr w:type="spellStart"/>
-      <w:r>
-        <w:t>role</w:t>
-      </w:r>
-      <w:proofErr w:type="spellEnd"/>
-      <w:r>
-        <w:t> в таблице </w:t>
-      </w:r>
-      <w:proofErr w:type="spellStart"/>
-      <w:r>
-        <w:t>users</w:t>
-      </w:r>
-      <w:proofErr w:type="spellEnd"/>
-      <w:r>
-        <w:t> принимает только значения: </w:t>
-      </w:r>
-      <w:proofErr w:type="spellStart"/>
-      <w:r>
-        <w:t>client</w:t>
-      </w:r>
-      <w:proofErr w:type="spellEnd"/>
-      <w:r>
-        <w:t>, </w:t>
-      </w:r>
-      <w:proofErr w:type="spellStart"/>
-      <w:r>
-        <w:t>manager</w:t>
-      </w:r>
-      <w:proofErr w:type="spellEnd"/>
-      <w:r>
-        <w:t>, </w:t>
-      </w:r>
-      <w:proofErr w:type="spellStart"/>
-      <w:r>
-        <w:t>admin</w:t>
-      </w:r>
-      <w:proofErr w:type="spellEnd"/>
-      <w:r>
-        <w:t>.</w:t>
+        <w:t>Поле role в таблице users принимает только значения: client, manager, admin.</w:t>
       </w:r>
     </w:p>
     <w:p>
@@ -4367,7 +4175,19 @@
         <w:rPr>
           <w:bCs/>
         </w:rPr>
-        <w:t>Клиент</w:t>
+        <w:t>На рисунках с 4 по 10 изображён макет интерфейса к</w:t>
+      </w:r>
+      <w:r>
+        <w:rPr>
+          <w:bCs/>
+        </w:rPr>
+        <w:t>лиент</w:t>
+      </w:r>
+      <w:r>
+        <w:rPr>
+          <w:bCs/>
+        </w:rPr>
+        <w:t>а</w:t>
       </w:r>
     </w:p>
     <w:p>
@@ -4381,9 +4201,6 @@
         </w:rPr>
       </w:pPr>
       <w:r>
-        <w:rPr>
-          <w:lang w:val="en-US"/>
-        </w:rPr>
         <w:br/>
       </w:r>
       <w:r>
@@ -4957,7 +4774,43 @@
         <w:rPr>
           <w:bCs/>
         </w:rPr>
-        <w:t>Администратор</w:t>
+        <w:t xml:space="preserve">На рисунках </w:t>
+      </w:r>
+      <w:r>
+        <w:rPr>
+          <w:bCs/>
+        </w:rPr>
+        <w:t>11 и 12</w:t>
+      </w:r>
+      <w:r>
+        <w:rPr>
+          <w:bCs/>
+        </w:rPr>
+        <w:t xml:space="preserve"> изображён макет интерфейса</w:t>
+      </w:r>
+      <w:r>
+        <w:rPr>
+          <w:bCs/>
+        </w:rPr>
+        <w:t xml:space="preserve"> </w:t>
+      </w:r>
+      <w:r>
+        <w:rPr>
+          <w:bCs/>
+        </w:rPr>
+        <w:t>а</w:t>
+      </w:r>
+      <w:r>
+        <w:rPr>
+          <w:bCs/>
+        </w:rPr>
+        <w:t>дминистратор</w:t>
+      </w:r>
+      <w:r>
+        <w:rPr>
+          <w:bCs/>
+        </w:rPr>
+        <w:t>а</w:t>
       </w:r>
       <w:r>
         <w:rPr>
@@ -5101,33 +4954,20 @@
       <w:r>
         <w:t xml:space="preserve">Рисунок </w:t>
       </w:r>
-      <w:r>
-        <w:fldChar w:fldCharType="begin"/>
-      </w:r>
-      <w:r>
-        <w:instrText xml:space="preserve"> SEQ Рисунок \* ARABIC </w:instrText>
-      </w:r>
-      <w:r>
-        <w:fldChar w:fldCharType="separate"/>
-      </w:r>
-      <w:r>
-        <w:rPr>
-          <w:noProof/>
-        </w:rPr>
-        <w:t>1</w:t>
-      </w:r>
-      <w:r>
-        <w:rPr>
-          <w:noProof/>
-        </w:rPr>
-        <w:t>2</w:t>
-      </w:r>
-      <w:r>
-        <w:rPr>
-          <w:noProof/>
-        </w:rPr>
-        <w:fldChar w:fldCharType="end"/>
-      </w:r>
+      <w:fldSimple w:instr=" SEQ Рисунок \* ARABIC ">
+        <w:r>
+          <w:rPr>
+            <w:noProof/>
+          </w:rPr>
+          <w:t>1</w:t>
+        </w:r>
+        <w:r>
+          <w:rPr>
+            <w:noProof/>
+          </w:rPr>
+          <w:t>2</w:t>
+        </w:r>
+      </w:fldSimple>
       <w:r>
         <w:t xml:space="preserve"> – Генерация отчётов</w:t>
       </w:r>
@@ -5189,33 +5029,20 @@
       <w:r>
         <w:t xml:space="preserve">Рисунок </w:t>
       </w:r>
-      <w:r>
-        <w:fldChar w:fldCharType="begin"/>
-      </w:r>
-      <w:r>
-        <w:instrText xml:space="preserve"> SEQ Рисунок \* ARABIC </w:instrText>
-      </w:r>
-      <w:r>
-        <w:fldChar w:fldCharType="separate"/>
-      </w:r>
-      <w:r>
-        <w:rPr>
-          <w:noProof/>
-        </w:rPr>
-        <w:t>1</w:t>
-      </w:r>
-      <w:r>
-        <w:rPr>
-          <w:noProof/>
-        </w:rPr>
-        <w:t>3</w:t>
-      </w:r>
-      <w:r>
-        <w:rPr>
-          <w:noProof/>
-        </w:rPr>
-        <w:fldChar w:fldCharType="end"/>
-      </w:r>
+      <w:fldSimple w:instr=" SEQ Рисунок \* ARABIC ">
+        <w:r>
+          <w:rPr>
+            <w:noProof/>
+          </w:rPr>
+          <w:t>1</w:t>
+        </w:r>
+        <w:r>
+          <w:rPr>
+            <w:noProof/>
+          </w:rPr>
+          <w:t>3</w:t>
+        </w:r>
+      </w:fldSimple>
       <w:r>
         <w:t xml:space="preserve"> - успешно созданный отчёт</w:t>
       </w:r>
@@ -5240,19 +5067,54 @@
         </w:tabs>
         <w:ind w:left="0" w:firstLine="851"/>
         <w:rPr>
-          <w:b/>
-          <w:lang w:val="en-US"/>
-        </w:rPr>
-      </w:pPr>
-      <w:r>
-        <w:rPr>
-          <w:b/>
-        </w:rPr>
-        <w:t>Менеджер</w:t>
-      </w:r>
-      <w:r>
-        <w:rPr>
-          <w:b/>
+          <w:bCs/>
+        </w:rPr>
+      </w:pPr>
+      <w:r>
+        <w:rPr>
+          <w:bCs/>
+        </w:rPr>
+        <w:t xml:space="preserve">На рисунках </w:t>
+      </w:r>
+      <w:r>
+        <w:rPr>
+          <w:bCs/>
+        </w:rPr>
+        <w:t>14 и 15</w:t>
+      </w:r>
+      <w:r>
+        <w:rPr>
+          <w:bCs/>
+        </w:rPr>
+        <w:t xml:space="preserve"> изображён макет интерфейса</w:t>
+      </w:r>
+      <w:r>
+        <w:rPr>
+          <w:bCs/>
+        </w:rPr>
+        <w:t xml:space="preserve"> </w:t>
+      </w:r>
+      <w:r>
+        <w:rPr>
+          <w:bCs/>
+        </w:rPr>
+        <w:t>м</w:t>
+      </w:r>
+      <w:r>
+        <w:rPr>
+          <w:bCs/>
+        </w:rPr>
+        <w:t>енеджер</w:t>
+      </w:r>
+      <w:r>
+        <w:rPr>
+          <w:bCs/>
+        </w:rPr>
+        <w:t>а</w:t>
+      </w:r>
+      <w:r>
+        <w:rPr>
+          <w:bCs/>
         </w:rPr>
         <w:t>:</w:t>
       </w:r>
@@ -5327,33 +5189,20 @@
       <w:r>
         <w:t xml:space="preserve">Рисунок </w:t>
       </w:r>
-      <w:r>
-        <w:fldChar w:fldCharType="begin"/>
-      </w:r>
-      <w:r>
-        <w:instrText xml:space="preserve"> SEQ Рисунок \* ARABIC </w:instrText>
-      </w:r>
-      <w:r>
-        <w:fldChar w:fldCharType="separate"/>
-      </w:r>
-      <w:r>
-        <w:rPr>
-          <w:noProof/>
-        </w:rPr>
-        <w:t>1</w:t>
-      </w:r>
-      <w:r>
-        <w:rPr>
-          <w:noProof/>
-        </w:rPr>
-        <w:t>4</w:t>
-      </w:r>
-      <w:r>
-        <w:rPr>
-          <w:noProof/>
-        </w:rPr>
-        <w:fldChar w:fldCharType="end"/>
-      </w:r>
+      <w:fldSimple w:instr=" SEQ Рисунок \* ARABIC ">
+        <w:r>
+          <w:rPr>
+            <w:noProof/>
+          </w:rPr>
+          <w:t>1</w:t>
+        </w:r>
+        <w:r>
+          <w:rPr>
+            <w:noProof/>
+          </w:rPr>
+          <w:t>4</w:t>
+        </w:r>
+      </w:fldSimple>
       <w:r>
         <w:t xml:space="preserve"> - </w:t>
       </w:r>
@@ -5427,33 +5276,20 @@
       <w:r>
         <w:t xml:space="preserve">Рисунок </w:t>
       </w:r>
-      <w:r>
-        <w:fldChar w:fldCharType="begin"/>
-      </w:r>
-      <w:r>
-        <w:instrText xml:space="preserve"> SEQ Рисунок \* ARABIC </w:instrText>
-      </w:r>
-      <w:r>
-        <w:fldChar w:fldCharType="separate"/>
-      </w:r>
-      <w:r>
-        <w:rPr>
-          <w:noProof/>
-        </w:rPr>
-        <w:t>1</w:t>
-      </w:r>
-      <w:r>
-        <w:rPr>
-          <w:noProof/>
-        </w:rPr>
-        <w:t>5</w:t>
-      </w:r>
-      <w:r>
-        <w:rPr>
-          <w:noProof/>
-        </w:rPr>
-        <w:fldChar w:fldCharType="end"/>
-      </w:r>
+      <w:fldSimple w:instr=" SEQ Рисунок \* ARABIC ">
+        <w:r>
+          <w:rPr>
+            <w:noProof/>
+          </w:rPr>
+          <w:t>1</w:t>
+        </w:r>
+        <w:r>
+          <w:rPr>
+            <w:noProof/>
+          </w:rPr>
+          <w:t>5</w:t>
+        </w:r>
+      </w:fldSimple>
       <w:r>
         <w:t xml:space="preserve"> - </w:t>
       </w:r>
@@ -6193,19 +6029,8 @@
                 <w:sz w:val="24"/>
                 <w:szCs w:val="22"/>
               </w:rPr>
-              <w:t xml:space="preserve">Проверка уникальности </w:t>
+              <w:t>Проверка уникальности email</w:t>
             </w:r>
-            <w:proofErr w:type="spellStart"/>
-            <w:r>
-              <w:rPr>
-                <w:rFonts w:cs="Times New Roman"/>
-                <w:color w:val="000000" w:themeColor="text1"/>
-                <w:sz w:val="24"/>
-                <w:szCs w:val="22"/>
-              </w:rPr>
-              <w:t>email</w:t>
-            </w:r>
-            <w:proofErr w:type="spellEnd"/>
           </w:p>
         </w:tc>
         <w:tc>
@@ -6232,27 +6057,7 @@
                 <w:sz w:val="24"/>
                 <w:szCs w:val="22"/>
               </w:rPr>
-              <w:t xml:space="preserve">В БД есть пользователь с </w:t>
-            </w:r>
-            <w:proofErr w:type="spellStart"/>
-            <w:r>
-              <w:rPr>
-                <w:rFonts w:cs="Times New Roman"/>
-                <w:color w:val="000000" w:themeColor="text1"/>
-                <w:sz w:val="24"/>
-                <w:szCs w:val="22"/>
-              </w:rPr>
-              <w:t>email</w:t>
-            </w:r>
-            <w:proofErr w:type="spellEnd"/>
-            <w:r>
-              <w:rPr>
-                <w:rFonts w:cs="Times New Roman"/>
-                <w:color w:val="000000" w:themeColor="text1"/>
-                <w:sz w:val="24"/>
-                <w:szCs w:val="22"/>
-              </w:rPr>
-              <w:t> </w:t>
+              <w:t>В БД есть пользователь с email </w:t>
             </w:r>
             <w:r>
               <w:rPr>
@@ -6366,29 +6171,7 @@
                 <w:sz w:val="24"/>
                 <w:szCs w:val="22"/>
               </w:rPr>
-              <w:t>«</w:t>
-            </w:r>
-            <w:proofErr w:type="spellStart"/>
-            <w:r>
-              <w:rPr>
-                <w:rStyle w:val="afc"/>
-                <w:rFonts w:cs="Times New Roman"/>
-                <w:color w:val="000000" w:themeColor="text1"/>
-                <w:sz w:val="24"/>
-                <w:szCs w:val="22"/>
-              </w:rPr>
-              <w:t>Email</w:t>
-            </w:r>
-            <w:proofErr w:type="spellEnd"/>
-            <w:r>
-              <w:rPr>
-                <w:rStyle w:val="afc"/>
-                <w:rFonts w:cs="Times New Roman"/>
-                <w:color w:val="000000" w:themeColor="text1"/>
-                <w:sz w:val="24"/>
-                <w:szCs w:val="22"/>
-              </w:rPr>
-              <w:t xml:space="preserve"> уже существует»</w:t>
+              <w:t>«Email уже существует»</w:t>
             </w:r>
             <w:r>
               <w:rPr>
@@ -6766,27 +6549,7 @@
                 <w:szCs w:val="22"/>
               </w:rPr>
               <w:br/>
-              <w:t>2. Нажать «Экспорт в .</w:t>
-            </w:r>
-            <w:proofErr w:type="spellStart"/>
-            <w:r>
-              <w:rPr>
-                <w:rFonts w:cs="Times New Roman"/>
-                <w:color w:val="000000" w:themeColor="text1"/>
-                <w:sz w:val="24"/>
-                <w:szCs w:val="22"/>
-              </w:rPr>
-              <w:t>docx</w:t>
-            </w:r>
-            <w:proofErr w:type="spellEnd"/>
-            <w:r>
-              <w:rPr>
-                <w:rFonts w:cs="Times New Roman"/>
-                <w:color w:val="000000" w:themeColor="text1"/>
-                <w:sz w:val="24"/>
-                <w:szCs w:val="22"/>
-              </w:rPr>
-              <w:t>».</w:t>
+              <w:t>2. Нажать «Экспорт в .docx».</w:t>
             </w:r>
           </w:p>
         </w:tc>
@@ -6874,27 +6637,14 @@
       <w:r>
         <w:t xml:space="preserve">Таблица </w:t>
       </w:r>
-      <w:r>
-        <w:fldChar w:fldCharType="begin"/>
-      </w:r>
-      <w:r>
-        <w:instrText xml:space="preserve"> SEQ Таблица \* ARABIC </w:instrText>
-      </w:r>
-      <w:r>
-        <w:fldChar w:fldCharType="separate"/>
-      </w:r>
-      <w:r>
-        <w:rPr>
-          <w:noProof/>
-        </w:rPr>
-        <w:t>1</w:t>
-      </w:r>
-      <w:r>
-        <w:rPr>
-          <w:noProof/>
-        </w:rPr>
-        <w:fldChar w:fldCharType="end"/>
-      </w:r>
+      <w:fldSimple w:instr=" SEQ Таблица \* ARABIC ">
+        <w:r>
+          <w:rPr>
+            <w:noProof/>
+          </w:rPr>
+          <w:t>1</w:t>
+        </w:r>
+      </w:fldSimple>
       <w:r>
         <w:t xml:space="preserve"> - </w:t>
       </w:r>
@@ -7040,10 +6790,7 @@
         <w:ind w:left="0" w:firstLine="851"/>
       </w:pPr>
       <w:r>
-        <w:t xml:space="preserve">– </w:t>
-      </w:r>
-      <w:r>
-        <w:t xml:space="preserve"> </w:t>
+        <w:t xml:space="preserve">–  </w:t>
       </w:r>
       <w:r>
         <w:t>интегрировать систему с внешними сервисами аналитики и маркетинга для повышения эффективности управления бизнес-процессами.</w:t>
@@ -7090,61 +6837,7 @@
           <w:szCs w:val="28"/>
           <w:lang w:eastAsia="ru-RU"/>
         </w:rPr>
-        <w:t xml:space="preserve">Аверченков, В. И. Информационные системы в производстве и </w:t>
-      </w:r>
-      <w:proofErr w:type="gramStart"/>
-      <w:r>
-        <w:rPr>
-          <w:rFonts w:cs="Times New Roman"/>
-          <w:szCs w:val="28"/>
-          <w:lang w:eastAsia="ru-RU"/>
-        </w:rPr>
-        <w:t>экономике :</w:t>
-      </w:r>
-      <w:proofErr w:type="gramEnd"/>
-      <w:r>
-        <w:rPr>
-          <w:rFonts w:cs="Times New Roman"/>
-          <w:szCs w:val="28"/>
-          <w:lang w:eastAsia="ru-RU"/>
-        </w:rPr>
-        <w:t xml:space="preserve"> учебное пособие / В. И. Аверченков, Ф. Ю. </w:t>
-      </w:r>
-      <w:proofErr w:type="spellStart"/>
-      <w:r>
-        <w:rPr>
-          <w:rFonts w:cs="Times New Roman"/>
-          <w:szCs w:val="28"/>
-          <w:lang w:eastAsia="ru-RU"/>
-        </w:rPr>
-        <w:t>Лозбинев</w:t>
-      </w:r>
-      <w:proofErr w:type="spellEnd"/>
-      <w:r>
-        <w:rPr>
-          <w:rFonts w:cs="Times New Roman"/>
-          <w:szCs w:val="28"/>
-          <w:lang w:eastAsia="ru-RU"/>
-        </w:rPr>
-        <w:t xml:space="preserve">. – </w:t>
-      </w:r>
-      <w:proofErr w:type="gramStart"/>
-      <w:r>
-        <w:rPr>
-          <w:rFonts w:cs="Times New Roman"/>
-          <w:szCs w:val="28"/>
-          <w:lang w:eastAsia="ru-RU"/>
-        </w:rPr>
-        <w:t>Москва :</w:t>
-      </w:r>
-      <w:proofErr w:type="gramEnd"/>
-      <w:r>
-        <w:rPr>
-          <w:rFonts w:cs="Times New Roman"/>
-          <w:szCs w:val="28"/>
-          <w:lang w:eastAsia="ru-RU"/>
-        </w:rPr>
-        <w:t xml:space="preserve"> Флинта, 2011. – 284 с.</w:t>
+        <w:t>Аверченков, В. И. Информационные системы в производстве и экономике : учебное пособие / В. И. Аверченков, Ф. Ю. Лозбинев. – Москва : Флинта, 2011. – 284 с.</w:t>
       </w:r>
     </w:p>
     <w:p>
@@ -7172,35 +6865,7 @@
           <w:szCs w:val="28"/>
           <w:lang w:eastAsia="ru-RU"/>
         </w:rPr>
-        <w:t xml:space="preserve">Гарсиа-Молина, Г. Системы баз данных. Полный курс / Г. Гарсиа-Молина, Д. Ульман, Д. </w:t>
-      </w:r>
-      <w:proofErr w:type="spellStart"/>
-      <w:proofErr w:type="gramStart"/>
-      <w:r>
-        <w:rPr>
-          <w:rFonts w:cs="Times New Roman"/>
-          <w:szCs w:val="28"/>
-          <w:lang w:eastAsia="ru-RU"/>
-        </w:rPr>
-        <w:t>Уидом</w:t>
-      </w:r>
-      <w:proofErr w:type="spellEnd"/>
-      <w:r>
-        <w:rPr>
-          <w:rFonts w:cs="Times New Roman"/>
-          <w:szCs w:val="28"/>
-          <w:lang w:eastAsia="ru-RU"/>
-        </w:rPr>
-        <w:t xml:space="preserve"> ;</w:t>
-      </w:r>
-      <w:proofErr w:type="gramEnd"/>
-      <w:r>
-        <w:rPr>
-          <w:rFonts w:cs="Times New Roman"/>
-          <w:szCs w:val="28"/>
-          <w:lang w:eastAsia="ru-RU"/>
-        </w:rPr>
-        <w:t xml:space="preserve"> пер. с англ. – Москва : Вильямс, 2019. – 1088 с.</w:t>
+        <w:t>Гарсиа-Молина, Г. Системы баз данных. Полный курс / Г. Гарсиа-Молина, Д. Ульман, Д. Уидом ; пер. с англ. – Москва : Вильямс, 2019. – 1088 с.</w:t>
       </w:r>
     </w:p>
     <w:p>
@@ -7228,61 +6893,7 @@
           <w:szCs w:val="28"/>
           <w:lang w:eastAsia="ru-RU"/>
         </w:rPr>
-        <w:t xml:space="preserve">ГОСТ Р 56920-2016/ ИСО/МЭК 25051:2014 Требования к качеству программных продуктов и тестированию. – </w:t>
-      </w:r>
-      <w:proofErr w:type="spellStart"/>
-      <w:r>
-        <w:rPr>
-          <w:rFonts w:cs="Times New Roman"/>
-          <w:szCs w:val="28"/>
-          <w:lang w:eastAsia="ru-RU"/>
-        </w:rPr>
-        <w:t>Введ</w:t>
-      </w:r>
-      <w:proofErr w:type="spellEnd"/>
-      <w:r>
-        <w:rPr>
-          <w:rFonts w:cs="Times New Roman"/>
-          <w:szCs w:val="28"/>
-          <w:lang w:eastAsia="ru-RU"/>
-        </w:rPr>
-        <w:t xml:space="preserve">. 2017-07-01. – </w:t>
-      </w:r>
-      <w:proofErr w:type="gramStart"/>
-      <w:r>
-        <w:rPr>
-          <w:rFonts w:cs="Times New Roman"/>
-          <w:szCs w:val="28"/>
-          <w:lang w:eastAsia="ru-RU"/>
-        </w:rPr>
-        <w:t>Москва :</w:t>
-      </w:r>
-      <w:proofErr w:type="gramEnd"/>
-      <w:r>
-        <w:rPr>
-          <w:rFonts w:cs="Times New Roman"/>
-          <w:szCs w:val="28"/>
-          <w:lang w:eastAsia="ru-RU"/>
-        </w:rPr>
-        <w:t xml:space="preserve"> </w:t>
-      </w:r>
-      <w:proofErr w:type="spellStart"/>
-      <w:r>
-        <w:rPr>
-          <w:rFonts w:cs="Times New Roman"/>
-          <w:szCs w:val="28"/>
-          <w:lang w:eastAsia="ru-RU"/>
-        </w:rPr>
-        <w:t>Стандартинформ</w:t>
-      </w:r>
-      <w:proofErr w:type="spellEnd"/>
-      <w:r>
-        <w:rPr>
-          <w:rFonts w:cs="Times New Roman"/>
-          <w:szCs w:val="28"/>
-          <w:lang w:eastAsia="ru-RU"/>
-        </w:rPr>
-        <w:t>, 2017. – 30 с.</w:t>
+        <w:t>ГОСТ Р 56920-2016/ ИСО/МЭК 25051:2014 Требования к качеству программных продуктов и тестированию. – Введ. 2017-07-01. – Москва : Стандартинформ, 2017. – 30 с.</w:t>
       </w:r>
     </w:p>
     <w:p>
@@ -7304,51 +6915,13 @@
           <w:lang w:eastAsia="ru-RU"/>
         </w:rPr>
       </w:pPr>
-      <w:proofErr w:type="spellStart"/>
       <w:r>
         <w:rPr>
           <w:rFonts w:cs="Times New Roman"/>
           <w:szCs w:val="28"/>
           <w:lang w:eastAsia="ru-RU"/>
         </w:rPr>
-        <w:t>Дейт</w:t>
-      </w:r>
-      <w:proofErr w:type="spellEnd"/>
-      <w:r>
-        <w:rPr>
-          <w:rFonts w:cs="Times New Roman"/>
-          <w:szCs w:val="28"/>
-          <w:lang w:eastAsia="ru-RU"/>
-        </w:rPr>
-        <w:t xml:space="preserve">, К. Дж. Введение в системы баз данных / К. Дж. </w:t>
-      </w:r>
-      <w:proofErr w:type="spellStart"/>
-      <w:proofErr w:type="gramStart"/>
-      <w:r>
-        <w:rPr>
-          <w:rFonts w:cs="Times New Roman"/>
-          <w:szCs w:val="28"/>
-          <w:lang w:eastAsia="ru-RU"/>
-        </w:rPr>
-        <w:t>Дейт</w:t>
-      </w:r>
-      <w:proofErr w:type="spellEnd"/>
-      <w:r>
-        <w:rPr>
-          <w:rFonts w:cs="Times New Roman"/>
-          <w:szCs w:val="28"/>
-          <w:lang w:eastAsia="ru-RU"/>
-        </w:rPr>
-        <w:t xml:space="preserve"> ;</w:t>
-      </w:r>
-      <w:proofErr w:type="gramEnd"/>
-      <w:r>
-        <w:rPr>
-          <w:rFonts w:cs="Times New Roman"/>
-          <w:szCs w:val="28"/>
-          <w:lang w:eastAsia="ru-RU"/>
-        </w:rPr>
-        <w:t xml:space="preserve"> пер. с англ. – 8-е изд. – Москва : Вильямс, 2019. – 1328 с.</w:t>
+        <w:t>Дейт, К. Дж. Введение в системы баз данных / К. Дж. Дейт ; пер. с англ. – 8-е изд. – Москва : Вильямс, 2019. – 1328 с.</w:t>
       </w:r>
     </w:p>
     <w:p>
@@ -7376,25 +6949,7 @@
           <w:szCs w:val="28"/>
           <w:lang w:eastAsia="ru-RU"/>
         </w:rPr>
-        <w:t xml:space="preserve">Как проектировать современные системы на Python [Электронный ресурс] // </w:t>
-      </w:r>
-      <w:proofErr w:type="spellStart"/>
-      <w:r>
-        <w:rPr>
-          <w:rFonts w:cs="Times New Roman"/>
-          <w:szCs w:val="28"/>
-          <w:lang w:eastAsia="ru-RU"/>
-        </w:rPr>
-        <w:t>Habr</w:t>
-      </w:r>
-      <w:proofErr w:type="spellEnd"/>
-      <w:r>
-        <w:rPr>
-          <w:rFonts w:cs="Times New Roman"/>
-          <w:szCs w:val="28"/>
-          <w:lang w:eastAsia="ru-RU"/>
-        </w:rPr>
-        <w:t>. – URL: https://habr.com/ru/articles/ (дата обращения: 25.05.2024).</w:t>
+        <w:t>Как проектировать современные системы на Python [Электронный ресурс] // Habr. – URL: https://habr.com/ru/articles/ (дата обращения: 25.05.2024).</w:t>
       </w:r>
     </w:p>
     <w:p>
@@ -7416,59 +6971,13 @@
           <w:lang w:eastAsia="ru-RU"/>
         </w:rPr>
       </w:pPr>
-      <w:proofErr w:type="spellStart"/>
       <w:r>
         <w:rPr>
           <w:rFonts w:cs="Times New Roman"/>
           <w:szCs w:val="28"/>
           <w:lang w:eastAsia="ru-RU"/>
         </w:rPr>
-        <w:t>Кулямин</w:t>
-      </w:r>
-      <w:proofErr w:type="spellEnd"/>
-      <w:r>
-        <w:rPr>
-          <w:rFonts w:cs="Times New Roman"/>
-          <w:szCs w:val="28"/>
-          <w:lang w:eastAsia="ru-RU"/>
-        </w:rPr>
-        <w:t xml:space="preserve">, В. В. Технологии тестирования программного обеспечения / В. В. </w:t>
-      </w:r>
-      <w:proofErr w:type="spellStart"/>
-      <w:r>
-        <w:rPr>
-          <w:rFonts w:cs="Times New Roman"/>
-          <w:szCs w:val="28"/>
-          <w:lang w:eastAsia="ru-RU"/>
-        </w:rPr>
-        <w:t>Кулямин</w:t>
-      </w:r>
-      <w:proofErr w:type="spellEnd"/>
-      <w:r>
-        <w:rPr>
-          <w:rFonts w:cs="Times New Roman"/>
-          <w:szCs w:val="28"/>
-          <w:lang w:eastAsia="ru-RU"/>
-        </w:rPr>
-        <w:t xml:space="preserve">. – </w:t>
-      </w:r>
-      <w:proofErr w:type="gramStart"/>
-      <w:r>
-        <w:rPr>
-          <w:rFonts w:cs="Times New Roman"/>
-          <w:szCs w:val="28"/>
-          <w:lang w:eastAsia="ru-RU"/>
-        </w:rPr>
-        <w:t>Москва :</w:t>
-      </w:r>
-      <w:proofErr w:type="gramEnd"/>
-      <w:r>
-        <w:rPr>
-          <w:rFonts w:cs="Times New Roman"/>
-          <w:szCs w:val="28"/>
-          <w:lang w:eastAsia="ru-RU"/>
-        </w:rPr>
-        <w:t xml:space="preserve"> ИСП РАН, 2017. – 290 с.</w:t>
+        <w:t>Кулямин, В. В. Технологии тестирования программного обеспечения / В. В. Кулямин. – Москва : ИСП РАН, 2017. – 290 с.</w:t>
       </w:r>
     </w:p>
     <w:p>
@@ -7496,25 +7005,7 @@
           <w:szCs w:val="28"/>
           <w:lang w:eastAsia="ru-RU"/>
         </w:rPr>
-        <w:t xml:space="preserve">Официальная документация по </w:t>
-      </w:r>
-      <w:proofErr w:type="spellStart"/>
-      <w:r>
-        <w:rPr>
-          <w:rFonts w:cs="Times New Roman"/>
-          <w:szCs w:val="28"/>
-          <w:lang w:eastAsia="ru-RU"/>
-        </w:rPr>
-        <w:t>SQLite</w:t>
-      </w:r>
-      <w:proofErr w:type="spellEnd"/>
-      <w:r>
-        <w:rPr>
-          <w:rFonts w:cs="Times New Roman"/>
-          <w:szCs w:val="28"/>
-          <w:lang w:eastAsia="ru-RU"/>
-        </w:rPr>
-        <w:t> [Электронный ресурс] // SQLite.org. – URL: https://www.sqlite.org/docs.html (дата обращения: 25.05.2024).</w:t>
+        <w:t>Официальная документация по SQLite [Электронный ресурс] // SQLite.org. – URL: https://www.sqlite.org/docs.html (дата обращения: 25.05.2024).</w:t>
       </w:r>
     </w:p>
     <w:p>
@@ -7570,25 +7061,7 @@
           <w:szCs w:val="28"/>
           <w:lang w:eastAsia="ru-RU"/>
         </w:rPr>
-        <w:t xml:space="preserve">Таненбаум, Э. Современные операционные системы / Э. Таненбаум, Х. </w:t>
-      </w:r>
-      <w:proofErr w:type="gramStart"/>
-      <w:r>
-        <w:rPr>
-          <w:rFonts w:cs="Times New Roman"/>
-          <w:szCs w:val="28"/>
-          <w:lang w:eastAsia="ru-RU"/>
-        </w:rPr>
-        <w:t>Бос ;</w:t>
-      </w:r>
-      <w:proofErr w:type="gramEnd"/>
-      <w:r>
-        <w:rPr>
-          <w:rFonts w:cs="Times New Roman"/>
-          <w:szCs w:val="28"/>
-          <w:lang w:eastAsia="ru-RU"/>
-        </w:rPr>
-        <w:t xml:space="preserve"> пер. с англ. – 4-е изд. – Санкт-Петербург : Питер, 2021. – 1120 с.</w:t>
+        <w:t>Таненбаум, Э. Современные операционные системы / Э. Таненбаум, Х. Бос ; пер. с англ. – 4-е изд. – Санкт-Петербург : Питер, 2021. – 1120 с.</w:t>
       </w:r>
     </w:p>
     <w:p>
@@ -7616,25 +7089,7 @@
           <w:szCs w:val="28"/>
           <w:lang w:eastAsia="ru-RU"/>
         </w:rPr>
-        <w:t xml:space="preserve">Шахметова, З. С. Проектирование баз данных : учебное пособие / З. С. Шахметова. – </w:t>
-      </w:r>
-      <w:proofErr w:type="gramStart"/>
-      <w:r>
-        <w:rPr>
-          <w:rFonts w:cs="Times New Roman"/>
-          <w:szCs w:val="28"/>
-          <w:lang w:eastAsia="ru-RU"/>
-        </w:rPr>
-        <w:t>Алматы :</w:t>
-      </w:r>
-      <w:proofErr w:type="gramEnd"/>
-      <w:r>
-        <w:rPr>
-          <w:rFonts w:cs="Times New Roman"/>
-          <w:szCs w:val="28"/>
-          <w:lang w:eastAsia="ru-RU"/>
-        </w:rPr>
-        <w:t xml:space="preserve"> Нур-Принт, 2018. – 155 с.</w:t>
+        <w:t>Шахметова, З. С. Проектирование баз данных : учебное пособие / З. С. Шахметова. – Алматы : Нур-Принт, 2018. – 155 с.</w:t>
       </w:r>
     </w:p>
     <w:p>
@@ -7692,33 +7147,23 @@
         <w:rPr>
           <w:b/>
         </w:rPr>
-        <w:t xml:space="preserve">Код создания </w:t>
-      </w:r>
-      <w:proofErr w:type="spellStart"/>
-      <w:r>
-        <w:rPr>
-          <w:b/>
-        </w:rPr>
-        <w:t>бд</w:t>
-      </w:r>
-      <w:proofErr w:type="spellEnd"/>
-    </w:p>
-    <w:p>
-      <w:pPr>
-        <w:spacing w:after="0"/>
-        <w:rPr>
-          <w:rFonts w:cs="Times New Roman"/>
-          <w:color w:val="000000" w:themeColor="text1"/>
-          <w:szCs w:val="28"/>
-          <w:lang w:val="en-US"/>
-        </w:rPr>
-      </w:pPr>
-      <w:r>
-        <w:rPr>
-          <w:rFonts w:cs="Times New Roman"/>
-          <w:color w:val="000000" w:themeColor="text1"/>
-          <w:szCs w:val="28"/>
-          <w:lang w:val="en-US"/>
+        <w:t>Код создания бд</w:t>
+      </w:r>
+    </w:p>
+    <w:p>
+      <w:pPr>
+        <w:spacing w:after="0"/>
+        <w:rPr>
+          <w:rFonts w:cs="Times New Roman"/>
+          <w:color w:val="000000" w:themeColor="text1"/>
+          <w:szCs w:val="28"/>
+        </w:rPr>
+      </w:pPr>
+      <w:r>
+        <w:rPr>
+          <w:rFonts w:cs="Times New Roman"/>
+          <w:color w:val="000000" w:themeColor="text1"/>
+          <w:szCs w:val="28"/>
         </w:rPr>
         <w:t xml:space="preserve">-- 0. </w:t>
       </w:r>
@@ -7735,7 +7180,6 @@
           <w:rFonts w:cs="Times New Roman"/>
           <w:color w:val="000000" w:themeColor="text1"/>
           <w:szCs w:val="28"/>
-          <w:lang w:val="en-US"/>
         </w:rPr>
         <w:t xml:space="preserve"> </w:t>
       </w:r>
@@ -7752,7 +7196,6 @@
           <w:rFonts w:cs="Times New Roman"/>
           <w:color w:val="000000" w:themeColor="text1"/>
           <w:szCs w:val="28"/>
-          <w:lang w:val="en-US"/>
         </w:rPr>
         <w:t xml:space="preserve"> </w:t>
       </w:r>
@@ -7770,7 +7213,6 @@
           <w:rFonts w:cs="Times New Roman"/>
           <w:color w:val="000000" w:themeColor="text1"/>
           <w:szCs w:val="28"/>
-          <w:lang w:val="en-US"/>
         </w:rPr>
         <w:t xml:space="preserve">  </w:t>
       </w:r>
@@ -7859,25 +7301,14 @@
         </w:rPr>
         <w:t xml:space="preserve">    </w:t>
       </w:r>
-      <w:proofErr w:type="spellStart"/>
-      <w:r>
-        <w:rPr>
-          <w:rFonts w:cs="Times New Roman"/>
-          <w:color w:val="000000" w:themeColor="text1"/>
-          <w:szCs w:val="28"/>
-          <w:lang w:val="en-US"/>
-        </w:rPr>
-        <w:t>user_id</w:t>
-      </w:r>
-      <w:proofErr w:type="spellEnd"/>
-      <w:r>
-        <w:rPr>
-          <w:rFonts w:cs="Times New Roman"/>
-          <w:color w:val="000000" w:themeColor="text1"/>
-          <w:szCs w:val="28"/>
-          <w:lang w:val="en-US"/>
-        </w:rPr>
-        <w:t xml:space="preserve"> INTEGER PRIMARY KEY AUTOINCREMENT,  </w:t>
+      <w:r>
+        <w:rPr>
+          <w:rFonts w:cs="Times New Roman"/>
+          <w:color w:val="000000" w:themeColor="text1"/>
+          <w:szCs w:val="28"/>
+          <w:lang w:val="en-US"/>
+        </w:rPr>
+        <w:t xml:space="preserve">user_id INTEGER PRIMARY KEY AUTOINCREMENT,  </w:t>
       </w:r>
     </w:p>
     <w:p>
@@ -7917,67 +7348,27 @@
           <w:szCs w:val="28"/>
           <w:lang w:val="en-US"/>
         </w:rPr>
-        <w:t xml:space="preserve">    </w:t>
-      </w:r>
-      <w:proofErr w:type="spellStart"/>
-      <w:r>
-        <w:rPr>
-          <w:rFonts w:cs="Times New Roman"/>
-          <w:color w:val="000000" w:themeColor="text1"/>
-          <w:szCs w:val="28"/>
-          <w:lang w:val="en-US"/>
-        </w:rPr>
-        <w:t>password_hash</w:t>
-      </w:r>
-      <w:proofErr w:type="spellEnd"/>
-      <w:r>
-        <w:rPr>
-          <w:rFonts w:cs="Times New Roman"/>
-          <w:color w:val="000000" w:themeColor="text1"/>
-          <w:szCs w:val="28"/>
-          <w:lang w:val="en-US"/>
-        </w:rPr>
-        <w:t xml:space="preserve"> TEXT NOT NULL,  </w:t>
-      </w:r>
-    </w:p>
-    <w:p>
-      <w:pPr>
-        <w:spacing w:after="0"/>
-        <w:rPr>
-          <w:rFonts w:cs="Times New Roman"/>
-          <w:color w:val="000000" w:themeColor="text1"/>
-          <w:szCs w:val="28"/>
-          <w:lang w:val="en-US"/>
-        </w:rPr>
-      </w:pPr>
-      <w:r>
-        <w:rPr>
-          <w:rFonts w:cs="Times New Roman"/>
-          <w:color w:val="000000" w:themeColor="text1"/>
-          <w:szCs w:val="28"/>
-          <w:lang w:val="en-US"/>
-        </w:rPr>
-        <w:t xml:space="preserve">    role TEXT NOT NULL </w:t>
-      </w:r>
-      <w:proofErr w:type="gramStart"/>
-      <w:r>
-        <w:rPr>
-          <w:rFonts w:cs="Times New Roman"/>
-          <w:color w:val="000000" w:themeColor="text1"/>
-          <w:szCs w:val="28"/>
-          <w:lang w:val="en-US"/>
-        </w:rPr>
-        <w:t>CHECK(</w:t>
-      </w:r>
-      <w:proofErr w:type="gramEnd"/>
-      <w:r>
-        <w:rPr>
-          <w:rFonts w:cs="Times New Roman"/>
-          <w:color w:val="000000" w:themeColor="text1"/>
-          <w:szCs w:val="28"/>
-          <w:lang w:val="en-US"/>
-        </w:rPr>
-        <w:t xml:space="preserve">role IN ('client', 'manager', 'admin'))  </w:t>
+        <w:t xml:space="preserve">    password_hash TEXT NOT NULL,  </w:t>
+      </w:r>
+    </w:p>
+    <w:p>
+      <w:pPr>
+        <w:spacing w:after="0"/>
+        <w:rPr>
+          <w:rFonts w:cs="Times New Roman"/>
+          <w:color w:val="000000" w:themeColor="text1"/>
+          <w:szCs w:val="28"/>
+          <w:lang w:val="en-US"/>
+        </w:rPr>
+      </w:pPr>
+      <w:r>
+        <w:rPr>
+          <w:rFonts w:cs="Times New Roman"/>
+          <w:color w:val="000000" w:themeColor="text1"/>
+          <w:szCs w:val="28"/>
+          <w:lang w:val="en-US"/>
+        </w:rPr>
+        <w:t xml:space="preserve">    role TEXT NOT NULL CHECK(role IN ('client', 'manager', 'admin'))  </w:t>
       </w:r>
     </w:p>
     <w:p>
@@ -8102,27 +7493,7 @@
           <w:szCs w:val="28"/>
           <w:lang w:val="en-US"/>
         </w:rPr>
-        <w:t xml:space="preserve">    </w:t>
-      </w:r>
-      <w:proofErr w:type="spellStart"/>
-      <w:r>
-        <w:rPr>
-          <w:rFonts w:cs="Times New Roman"/>
-          <w:color w:val="000000" w:themeColor="text1"/>
-          <w:szCs w:val="28"/>
-          <w:lang w:val="en-US"/>
-        </w:rPr>
-        <w:t>category_id</w:t>
-      </w:r>
-      <w:proofErr w:type="spellEnd"/>
-      <w:r>
-        <w:rPr>
-          <w:rFonts w:cs="Times New Roman"/>
-          <w:color w:val="000000" w:themeColor="text1"/>
-          <w:szCs w:val="28"/>
-          <w:lang w:val="en-US"/>
-        </w:rPr>
-        <w:t xml:space="preserve"> INTEGER PRIMARY KEY AUTOINCREMENT,  </w:t>
+        <w:t xml:space="preserve">    category_id INTEGER PRIMARY KEY AUTOINCREMENT,  </w:t>
       </w:r>
     </w:p>
     <w:p>
@@ -8267,27 +7638,7 @@
           <w:szCs w:val="28"/>
           <w:lang w:val="en-US"/>
         </w:rPr>
-        <w:t xml:space="preserve">    </w:t>
-      </w:r>
-      <w:proofErr w:type="spellStart"/>
-      <w:r>
-        <w:rPr>
-          <w:rFonts w:cs="Times New Roman"/>
-          <w:color w:val="000000" w:themeColor="text1"/>
-          <w:szCs w:val="28"/>
-          <w:lang w:val="en-US"/>
-        </w:rPr>
-        <w:t>product_id</w:t>
-      </w:r>
-      <w:proofErr w:type="spellEnd"/>
-      <w:r>
-        <w:rPr>
-          <w:rFonts w:cs="Times New Roman"/>
-          <w:color w:val="000000" w:themeColor="text1"/>
-          <w:szCs w:val="28"/>
-          <w:lang w:val="en-US"/>
-        </w:rPr>
-        <w:t xml:space="preserve"> INTEGER PRIMARY KEY AUTOINCREMENT,  </w:t>
+        <w:t xml:space="preserve">    product_id INTEGER PRIMARY KEY AUTOINCREMENT,  </w:t>
       </w:r>
     </w:p>
     <w:p>
@@ -8347,27 +7698,7 @@
           <w:szCs w:val="28"/>
           <w:lang w:val="en-US"/>
         </w:rPr>
-        <w:t xml:space="preserve">    </w:t>
-      </w:r>
-      <w:proofErr w:type="spellStart"/>
-      <w:r>
-        <w:rPr>
-          <w:rFonts w:cs="Times New Roman"/>
-          <w:color w:val="000000" w:themeColor="text1"/>
-          <w:szCs w:val="28"/>
-          <w:lang w:val="en-US"/>
-        </w:rPr>
-        <w:t>category_id</w:t>
-      </w:r>
-      <w:proofErr w:type="spellEnd"/>
-      <w:r>
-        <w:rPr>
-          <w:rFonts w:cs="Times New Roman"/>
-          <w:color w:val="000000" w:themeColor="text1"/>
-          <w:szCs w:val="28"/>
-          <w:lang w:val="en-US"/>
-        </w:rPr>
-        <w:t xml:space="preserve"> INTEGER NOT NULL,  </w:t>
+        <w:t xml:space="preserve">    category_id INTEGER NOT NULL,  </w:t>
       </w:r>
     </w:p>
     <w:p>
@@ -8407,87 +7738,27 @@
           <w:szCs w:val="28"/>
           <w:lang w:val="en-US"/>
         </w:rPr>
-        <w:t xml:space="preserve">    </w:t>
-      </w:r>
-      <w:proofErr w:type="spellStart"/>
-      <w:r>
-        <w:rPr>
-          <w:rFonts w:cs="Times New Roman"/>
-          <w:color w:val="000000" w:themeColor="text1"/>
-          <w:szCs w:val="28"/>
-          <w:lang w:val="en-US"/>
-        </w:rPr>
-        <w:t>image_url</w:t>
-      </w:r>
-      <w:proofErr w:type="spellEnd"/>
-      <w:r>
-        <w:rPr>
-          <w:rFonts w:cs="Times New Roman"/>
-          <w:color w:val="000000" w:themeColor="text1"/>
-          <w:szCs w:val="28"/>
-          <w:lang w:val="en-US"/>
-        </w:rPr>
-        <w:t xml:space="preserve"> TEXT,  </w:t>
-      </w:r>
-    </w:p>
-    <w:p>
-      <w:pPr>
-        <w:spacing w:after="0"/>
-        <w:rPr>
-          <w:rFonts w:cs="Times New Roman"/>
-          <w:color w:val="000000" w:themeColor="text1"/>
-          <w:szCs w:val="28"/>
-          <w:lang w:val="en-US"/>
-        </w:rPr>
-      </w:pPr>
-      <w:r>
-        <w:rPr>
-          <w:rFonts w:cs="Times New Roman"/>
-          <w:color w:val="000000" w:themeColor="text1"/>
-          <w:szCs w:val="28"/>
-          <w:lang w:val="en-US"/>
-        </w:rPr>
-        <w:t xml:space="preserve">    FOREIGN KEY (</w:t>
-      </w:r>
-      <w:proofErr w:type="spellStart"/>
-      <w:r>
-        <w:rPr>
-          <w:rFonts w:cs="Times New Roman"/>
-          <w:color w:val="000000" w:themeColor="text1"/>
-          <w:szCs w:val="28"/>
-          <w:lang w:val="en-US"/>
-        </w:rPr>
-        <w:t>category_id</w:t>
-      </w:r>
-      <w:proofErr w:type="spellEnd"/>
-      <w:r>
-        <w:rPr>
-          <w:rFonts w:cs="Times New Roman"/>
-          <w:color w:val="000000" w:themeColor="text1"/>
-          <w:szCs w:val="28"/>
-          <w:lang w:val="en-US"/>
-        </w:rPr>
-        <w:t>) REFERENCES categories(</w:t>
-      </w:r>
-      <w:proofErr w:type="spellStart"/>
-      <w:r>
-        <w:rPr>
-          <w:rFonts w:cs="Times New Roman"/>
-          <w:color w:val="000000" w:themeColor="text1"/>
-          <w:szCs w:val="28"/>
-          <w:lang w:val="en-US"/>
-        </w:rPr>
-        <w:t>category_id</w:t>
-      </w:r>
-      <w:proofErr w:type="spellEnd"/>
-      <w:r>
-        <w:rPr>
-          <w:rFonts w:cs="Times New Roman"/>
-          <w:color w:val="000000" w:themeColor="text1"/>
-          <w:szCs w:val="28"/>
-          <w:lang w:val="en-US"/>
-        </w:rPr>
-        <w:t xml:space="preserve">)  </w:t>
+        <w:t xml:space="preserve">    image_url TEXT,  </w:t>
+      </w:r>
+    </w:p>
+    <w:p>
+      <w:pPr>
+        <w:spacing w:after="0"/>
+        <w:rPr>
+          <w:rFonts w:cs="Times New Roman"/>
+          <w:color w:val="000000" w:themeColor="text1"/>
+          <w:szCs w:val="28"/>
+          <w:lang w:val="en-US"/>
+        </w:rPr>
+      </w:pPr>
+      <w:r>
+        <w:rPr>
+          <w:rFonts w:cs="Times New Roman"/>
+          <w:color w:val="000000" w:themeColor="text1"/>
+          <w:szCs w:val="28"/>
+          <w:lang w:val="en-US"/>
+        </w:rPr>
+        <w:t xml:space="preserve">    FOREIGN KEY (category_id) REFERENCES categories(category_id)  </w:t>
       </w:r>
     </w:p>
     <w:p>
@@ -8533,25 +7804,7 @@
           <w:color w:val="000000" w:themeColor="text1"/>
           <w:szCs w:val="28"/>
         </w:rPr>
-        <w:t xml:space="preserve">-- 3. Создание таблицы </w:t>
-      </w:r>
-      <w:proofErr w:type="spellStart"/>
-      <w:r>
-        <w:rPr>
-          <w:rFonts w:cs="Times New Roman"/>
-          <w:color w:val="000000" w:themeColor="text1"/>
-          <w:szCs w:val="28"/>
-        </w:rPr>
-        <w:t>orders</w:t>
-      </w:r>
-      <w:proofErr w:type="spellEnd"/>
-      <w:r>
-        <w:rPr>
-          <w:rFonts w:cs="Times New Roman"/>
-          <w:color w:val="000000" w:themeColor="text1"/>
-          <w:szCs w:val="28"/>
-        </w:rPr>
-        <w:t xml:space="preserve"> (этого не хватало!)  </w:t>
+        <w:t xml:space="preserve">-- 3. Создание таблицы orders (этого не хватало!)  </w:t>
       </w:r>
     </w:p>
     <w:p>
@@ -8592,207 +7845,87 @@
           <w:lang w:val="en-US"/>
         </w:rPr>
         <w:lastRenderedPageBreak/>
-        <w:t xml:space="preserve">    </w:t>
-      </w:r>
-      <w:proofErr w:type="spellStart"/>
-      <w:r>
-        <w:rPr>
-          <w:rFonts w:cs="Times New Roman"/>
-          <w:color w:val="000000" w:themeColor="text1"/>
-          <w:szCs w:val="28"/>
-          <w:lang w:val="en-US"/>
-        </w:rPr>
-        <w:t>order_id</w:t>
-      </w:r>
-      <w:proofErr w:type="spellEnd"/>
-      <w:r>
-        <w:rPr>
-          <w:rFonts w:cs="Times New Roman"/>
-          <w:color w:val="000000" w:themeColor="text1"/>
-          <w:szCs w:val="28"/>
-          <w:lang w:val="en-US"/>
-        </w:rPr>
-        <w:t xml:space="preserve"> INTEGER PRIMARY KEY AUTOINCREMENT,  </w:t>
-      </w:r>
-    </w:p>
-    <w:p>
-      <w:pPr>
-        <w:spacing w:after="0"/>
-        <w:rPr>
-          <w:rFonts w:cs="Times New Roman"/>
-          <w:color w:val="000000" w:themeColor="text1"/>
-          <w:szCs w:val="28"/>
-          <w:lang w:val="en-US"/>
-        </w:rPr>
-      </w:pPr>
-      <w:r>
-        <w:rPr>
-          <w:rFonts w:cs="Times New Roman"/>
-          <w:color w:val="000000" w:themeColor="text1"/>
-          <w:szCs w:val="28"/>
-          <w:lang w:val="en-US"/>
-        </w:rPr>
-        <w:t xml:space="preserve">    </w:t>
-      </w:r>
-      <w:proofErr w:type="spellStart"/>
-      <w:r>
-        <w:rPr>
-          <w:rFonts w:cs="Times New Roman"/>
-          <w:color w:val="000000" w:themeColor="text1"/>
-          <w:szCs w:val="28"/>
-          <w:lang w:val="en-US"/>
-        </w:rPr>
-        <w:t>user_id</w:t>
-      </w:r>
-      <w:proofErr w:type="spellEnd"/>
-      <w:r>
-        <w:rPr>
-          <w:rFonts w:cs="Times New Roman"/>
-          <w:color w:val="000000" w:themeColor="text1"/>
-          <w:szCs w:val="28"/>
-          <w:lang w:val="en-US"/>
-        </w:rPr>
-        <w:t xml:space="preserve"> INTEGER NOT NULL,  </w:t>
-      </w:r>
-    </w:p>
-    <w:p>
-      <w:pPr>
-        <w:spacing w:after="0"/>
-        <w:rPr>
-          <w:rFonts w:cs="Times New Roman"/>
-          <w:color w:val="000000" w:themeColor="text1"/>
-          <w:szCs w:val="28"/>
-          <w:lang w:val="en-US"/>
-        </w:rPr>
-      </w:pPr>
-      <w:r>
-        <w:rPr>
-          <w:rFonts w:cs="Times New Roman"/>
-          <w:color w:val="000000" w:themeColor="text1"/>
-          <w:szCs w:val="28"/>
-          <w:lang w:val="en-US"/>
-        </w:rPr>
-        <w:t xml:space="preserve">    status TEXT NOT NULL </w:t>
-      </w:r>
-      <w:proofErr w:type="gramStart"/>
-      <w:r>
-        <w:rPr>
-          <w:rFonts w:cs="Times New Roman"/>
-          <w:color w:val="000000" w:themeColor="text1"/>
-          <w:szCs w:val="28"/>
-          <w:lang w:val="en-US"/>
-        </w:rPr>
-        <w:t>CHECK(</w:t>
-      </w:r>
-      <w:proofErr w:type="gramEnd"/>
-      <w:r>
-        <w:rPr>
-          <w:rFonts w:cs="Times New Roman"/>
-          <w:color w:val="000000" w:themeColor="text1"/>
-          <w:szCs w:val="28"/>
-          <w:lang w:val="en-US"/>
-        </w:rPr>
-        <w:t xml:space="preserve">status IN ('pending', 'completed', 'canceled')),  </w:t>
-      </w:r>
-    </w:p>
-    <w:p>
-      <w:pPr>
-        <w:spacing w:after="0"/>
-        <w:rPr>
-          <w:rFonts w:cs="Times New Roman"/>
-          <w:color w:val="000000" w:themeColor="text1"/>
-          <w:szCs w:val="28"/>
-          <w:lang w:val="en-US"/>
-        </w:rPr>
-      </w:pPr>
-      <w:r>
-        <w:rPr>
-          <w:rFonts w:cs="Times New Roman"/>
-          <w:color w:val="000000" w:themeColor="text1"/>
-          <w:szCs w:val="28"/>
-          <w:lang w:val="en-US"/>
-        </w:rPr>
-        <w:t xml:space="preserve">    </w:t>
-      </w:r>
-      <w:proofErr w:type="spellStart"/>
-      <w:r>
-        <w:rPr>
-          <w:rFonts w:cs="Times New Roman"/>
-          <w:color w:val="000000" w:themeColor="text1"/>
-          <w:szCs w:val="28"/>
-          <w:lang w:val="en-US"/>
-        </w:rPr>
-        <w:t>order_date</w:t>
-      </w:r>
-      <w:proofErr w:type="spellEnd"/>
-      <w:r>
-        <w:rPr>
-          <w:rFonts w:cs="Times New Roman"/>
-          <w:color w:val="000000" w:themeColor="text1"/>
-          <w:szCs w:val="28"/>
-          <w:lang w:val="en-US"/>
-        </w:rPr>
-        <w:t xml:space="preserve"> TEXT NOT NULL,  </w:t>
-      </w:r>
-    </w:p>
-    <w:p>
-      <w:pPr>
-        <w:spacing w:after="0"/>
-        <w:rPr>
-          <w:rFonts w:cs="Times New Roman"/>
-          <w:color w:val="000000" w:themeColor="text1"/>
-          <w:szCs w:val="28"/>
-          <w:lang w:val="en-US"/>
-        </w:rPr>
-      </w:pPr>
-      <w:r>
-        <w:rPr>
-          <w:rFonts w:cs="Times New Roman"/>
-          <w:color w:val="000000" w:themeColor="text1"/>
-          <w:szCs w:val="28"/>
-          <w:lang w:val="en-US"/>
-        </w:rPr>
-        <w:t xml:space="preserve">    FOREIGN KEY (</w:t>
-      </w:r>
-      <w:proofErr w:type="spellStart"/>
-      <w:r>
-        <w:rPr>
-          <w:rFonts w:cs="Times New Roman"/>
-          <w:color w:val="000000" w:themeColor="text1"/>
-          <w:szCs w:val="28"/>
-          <w:lang w:val="en-US"/>
-        </w:rPr>
-        <w:t>user_id</w:t>
-      </w:r>
-      <w:proofErr w:type="spellEnd"/>
-      <w:r>
-        <w:rPr>
-          <w:rFonts w:cs="Times New Roman"/>
-          <w:color w:val="000000" w:themeColor="text1"/>
-          <w:szCs w:val="28"/>
-          <w:lang w:val="en-US"/>
-        </w:rPr>
-        <w:t>) REFERENCES users(</w:t>
-      </w:r>
-      <w:proofErr w:type="spellStart"/>
-      <w:r>
-        <w:rPr>
-          <w:rFonts w:cs="Times New Roman"/>
-          <w:color w:val="000000" w:themeColor="text1"/>
-          <w:szCs w:val="28"/>
-          <w:lang w:val="en-US"/>
-        </w:rPr>
-        <w:t>user_id</w:t>
-      </w:r>
-      <w:proofErr w:type="spellEnd"/>
-      <w:r>
-        <w:rPr>
-          <w:rFonts w:cs="Times New Roman"/>
-          <w:color w:val="000000" w:themeColor="text1"/>
-          <w:szCs w:val="28"/>
-          <w:lang w:val="en-US"/>
-        </w:rPr>
-        <w:t xml:space="preserve">)  </w:t>
+        <w:t xml:space="preserve">    order_id INTEGER PRIMARY KEY AUTOINCREMENT,  </w:t>
+      </w:r>
+    </w:p>
+    <w:p>
+      <w:pPr>
+        <w:spacing w:after="0"/>
+        <w:rPr>
+          <w:rFonts w:cs="Times New Roman"/>
+          <w:color w:val="000000" w:themeColor="text1"/>
+          <w:szCs w:val="28"/>
+          <w:lang w:val="en-US"/>
+        </w:rPr>
+      </w:pPr>
+      <w:r>
+        <w:rPr>
+          <w:rFonts w:cs="Times New Roman"/>
+          <w:color w:val="000000" w:themeColor="text1"/>
+          <w:szCs w:val="28"/>
+          <w:lang w:val="en-US"/>
+        </w:rPr>
+        <w:t xml:space="preserve">    user_id INTEGER NOT NULL,  </w:t>
+      </w:r>
+    </w:p>
+    <w:p>
+      <w:pPr>
+        <w:spacing w:after="0"/>
+        <w:rPr>
+          <w:rFonts w:cs="Times New Roman"/>
+          <w:color w:val="000000" w:themeColor="text1"/>
+          <w:szCs w:val="28"/>
+          <w:lang w:val="en-US"/>
+        </w:rPr>
+      </w:pPr>
+      <w:r>
+        <w:rPr>
+          <w:rFonts w:cs="Times New Roman"/>
+          <w:color w:val="000000" w:themeColor="text1"/>
+          <w:szCs w:val="28"/>
+          <w:lang w:val="en-US"/>
+        </w:rPr>
+        <w:t xml:space="preserve">    status TEXT NOT NULL CHECK(status IN ('pending', 'completed', 'canceled')),  </w:t>
+      </w:r>
+    </w:p>
+    <w:p>
+      <w:pPr>
+        <w:spacing w:after="0"/>
+        <w:rPr>
+          <w:rFonts w:cs="Times New Roman"/>
+          <w:color w:val="000000" w:themeColor="text1"/>
+          <w:szCs w:val="28"/>
+          <w:lang w:val="en-US"/>
+        </w:rPr>
+      </w:pPr>
+      <w:r>
+        <w:rPr>
+          <w:rFonts w:cs="Times New Roman"/>
+          <w:color w:val="000000" w:themeColor="text1"/>
+          <w:szCs w:val="28"/>
+          <w:lang w:val="en-US"/>
+        </w:rPr>
+        <w:t xml:space="preserve">    order_date TEXT NOT NULL,  </w:t>
+      </w:r>
+    </w:p>
+    <w:p>
+      <w:pPr>
+        <w:spacing w:after="0"/>
+        <w:rPr>
+          <w:rFonts w:cs="Times New Roman"/>
+          <w:color w:val="000000" w:themeColor="text1"/>
+          <w:szCs w:val="28"/>
+          <w:lang w:val="en-US"/>
+        </w:rPr>
+      </w:pPr>
+      <w:r>
+        <w:rPr>
+          <w:rFonts w:cs="Times New Roman"/>
+          <w:color w:val="000000" w:themeColor="text1"/>
+          <w:szCs w:val="28"/>
+          <w:lang w:val="en-US"/>
+        </w:rPr>
+        <w:t xml:space="preserve">    FOREIGN KEY (user_id) REFERENCES users(user_id)  </w:t>
       </w:r>
     </w:p>
     <w:p>
@@ -8917,147 +8050,67 @@
           <w:szCs w:val="28"/>
           <w:lang w:val="en-US"/>
         </w:rPr>
-        <w:t xml:space="preserve">    </w:t>
-      </w:r>
-      <w:proofErr w:type="spellStart"/>
-      <w:r>
-        <w:rPr>
-          <w:rFonts w:cs="Times New Roman"/>
-          <w:color w:val="000000" w:themeColor="text1"/>
-          <w:szCs w:val="28"/>
-          <w:lang w:val="en-US"/>
-        </w:rPr>
-        <w:t>review_id</w:t>
-      </w:r>
-      <w:proofErr w:type="spellEnd"/>
-      <w:r>
-        <w:rPr>
-          <w:rFonts w:cs="Times New Roman"/>
-          <w:color w:val="000000" w:themeColor="text1"/>
-          <w:szCs w:val="28"/>
-          <w:lang w:val="en-US"/>
-        </w:rPr>
-        <w:t xml:space="preserve"> INTEGER PRIMARY KEY AUTOINCREMENT,  </w:t>
-      </w:r>
-    </w:p>
-    <w:p>
-      <w:pPr>
-        <w:spacing w:after="0"/>
-        <w:rPr>
-          <w:rFonts w:cs="Times New Roman"/>
-          <w:color w:val="000000" w:themeColor="text1"/>
-          <w:szCs w:val="28"/>
-          <w:lang w:val="en-US"/>
-        </w:rPr>
-      </w:pPr>
-      <w:r>
-        <w:rPr>
-          <w:rFonts w:cs="Times New Roman"/>
-          <w:color w:val="000000" w:themeColor="text1"/>
-          <w:szCs w:val="28"/>
-          <w:lang w:val="en-US"/>
-        </w:rPr>
-        <w:t xml:space="preserve">    </w:t>
-      </w:r>
-      <w:proofErr w:type="spellStart"/>
-      <w:r>
-        <w:rPr>
-          <w:rFonts w:cs="Times New Roman"/>
-          <w:color w:val="000000" w:themeColor="text1"/>
-          <w:szCs w:val="28"/>
-          <w:lang w:val="en-US"/>
-        </w:rPr>
-        <w:t>product_id</w:t>
-      </w:r>
-      <w:proofErr w:type="spellEnd"/>
-      <w:r>
-        <w:rPr>
-          <w:rFonts w:cs="Times New Roman"/>
-          <w:color w:val="000000" w:themeColor="text1"/>
-          <w:szCs w:val="28"/>
-          <w:lang w:val="en-US"/>
-        </w:rPr>
-        <w:t xml:space="preserve"> INTEGER NOT NULL,  </w:t>
-      </w:r>
-    </w:p>
-    <w:p>
-      <w:pPr>
-        <w:spacing w:after="0"/>
-        <w:rPr>
-          <w:rFonts w:cs="Times New Roman"/>
-          <w:color w:val="000000" w:themeColor="text1"/>
-          <w:szCs w:val="28"/>
-          <w:lang w:val="en-US"/>
-        </w:rPr>
-      </w:pPr>
-      <w:r>
-        <w:rPr>
-          <w:rFonts w:cs="Times New Roman"/>
-          <w:color w:val="000000" w:themeColor="text1"/>
-          <w:szCs w:val="28"/>
-          <w:lang w:val="en-US"/>
-        </w:rPr>
-        <w:t xml:space="preserve">    </w:t>
-      </w:r>
-      <w:proofErr w:type="spellStart"/>
-      <w:r>
-        <w:rPr>
-          <w:rFonts w:cs="Times New Roman"/>
-          <w:color w:val="000000" w:themeColor="text1"/>
-          <w:szCs w:val="28"/>
-          <w:lang w:val="en-US"/>
-        </w:rPr>
-        <w:t>user_id</w:t>
-      </w:r>
-      <w:proofErr w:type="spellEnd"/>
-      <w:r>
-        <w:rPr>
-          <w:rFonts w:cs="Times New Roman"/>
-          <w:color w:val="000000" w:themeColor="text1"/>
-          <w:szCs w:val="28"/>
-          <w:lang w:val="en-US"/>
-        </w:rPr>
-        <w:t xml:space="preserve"> INTEGER NOT NULL,  </w:t>
-      </w:r>
-    </w:p>
-    <w:p>
-      <w:pPr>
-        <w:spacing w:after="0"/>
-        <w:rPr>
-          <w:rFonts w:cs="Times New Roman"/>
-          <w:color w:val="000000" w:themeColor="text1"/>
-          <w:szCs w:val="28"/>
-          <w:lang w:val="en-US"/>
-        </w:rPr>
-      </w:pPr>
-      <w:r>
-        <w:rPr>
-          <w:rFonts w:cs="Times New Roman"/>
-          <w:color w:val="000000" w:themeColor="text1"/>
-          <w:szCs w:val="28"/>
-          <w:lang w:val="en-US"/>
-        </w:rPr>
-        <w:t xml:space="preserve">    rating INTEGER NOT NULL </w:t>
-      </w:r>
-      <w:proofErr w:type="gramStart"/>
-      <w:r>
-        <w:rPr>
-          <w:rFonts w:cs="Times New Roman"/>
-          <w:color w:val="000000" w:themeColor="text1"/>
-          <w:szCs w:val="28"/>
-          <w:lang w:val="en-US"/>
-        </w:rPr>
-        <w:t>CHECK(</w:t>
-      </w:r>
-      <w:proofErr w:type="gramEnd"/>
-      <w:r>
-        <w:rPr>
-          <w:rFonts w:cs="Times New Roman"/>
-          <w:color w:val="000000" w:themeColor="text1"/>
-          <w:szCs w:val="28"/>
-          <w:lang w:val="en-US"/>
-        </w:rPr>
-        <w:t xml:space="preserve">rating BETWEEN 1 AND 5),  </w:t>
+        <w:t xml:space="preserve">    review_id INTEGER PRIMARY KEY AUTOINCREMENT,  </w:t>
+      </w:r>
+    </w:p>
+    <w:p>
+      <w:pPr>
+        <w:spacing w:after="0"/>
+        <w:rPr>
+          <w:rFonts w:cs="Times New Roman"/>
+          <w:color w:val="000000" w:themeColor="text1"/>
+          <w:szCs w:val="28"/>
+          <w:lang w:val="en-US"/>
+        </w:rPr>
+      </w:pPr>
+      <w:r>
+        <w:rPr>
+          <w:rFonts w:cs="Times New Roman"/>
+          <w:color w:val="000000" w:themeColor="text1"/>
+          <w:szCs w:val="28"/>
+          <w:lang w:val="en-US"/>
+        </w:rPr>
+        <w:t xml:space="preserve">    product_id INTEGER NOT NULL,  </w:t>
+      </w:r>
+    </w:p>
+    <w:p>
+      <w:pPr>
+        <w:spacing w:after="0"/>
+        <w:rPr>
+          <w:rFonts w:cs="Times New Roman"/>
+          <w:color w:val="000000" w:themeColor="text1"/>
+          <w:szCs w:val="28"/>
+          <w:lang w:val="en-US"/>
+        </w:rPr>
+      </w:pPr>
+      <w:r>
+        <w:rPr>
+          <w:rFonts w:cs="Times New Roman"/>
+          <w:color w:val="000000" w:themeColor="text1"/>
+          <w:szCs w:val="28"/>
+          <w:lang w:val="en-US"/>
+        </w:rPr>
+        <w:t xml:space="preserve">    user_id INTEGER NOT NULL,  </w:t>
+      </w:r>
+    </w:p>
+    <w:p>
+      <w:pPr>
+        <w:spacing w:after="0"/>
+        <w:rPr>
+          <w:rFonts w:cs="Times New Roman"/>
+          <w:color w:val="000000" w:themeColor="text1"/>
+          <w:szCs w:val="28"/>
+          <w:lang w:val="en-US"/>
+        </w:rPr>
+      </w:pPr>
+      <w:r>
+        <w:rPr>
+          <w:rFonts w:cs="Times New Roman"/>
+          <w:color w:val="000000" w:themeColor="text1"/>
+          <w:szCs w:val="28"/>
+          <w:lang w:val="en-US"/>
+        </w:rPr>
+        <w:t xml:space="preserve">    rating INTEGER NOT NULL CHECK(rating BETWEEN 1 AND 5),  </w:t>
       </w:r>
     </w:p>
     <w:p>
@@ -9097,107 +8150,27 @@
           <w:szCs w:val="28"/>
           <w:lang w:val="en-US"/>
         </w:rPr>
-        <w:t xml:space="preserve">    FOREIGN KEY (</w:t>
-      </w:r>
-      <w:proofErr w:type="spellStart"/>
-      <w:r>
-        <w:rPr>
-          <w:rFonts w:cs="Times New Roman"/>
-          <w:color w:val="000000" w:themeColor="text1"/>
-          <w:szCs w:val="28"/>
-          <w:lang w:val="en-US"/>
-        </w:rPr>
-        <w:t>product_id</w:t>
-      </w:r>
-      <w:proofErr w:type="spellEnd"/>
-      <w:r>
-        <w:rPr>
-          <w:rFonts w:cs="Times New Roman"/>
-          <w:color w:val="000000" w:themeColor="text1"/>
-          <w:szCs w:val="28"/>
-          <w:lang w:val="en-US"/>
-        </w:rPr>
-        <w:t>) REFERENCES products(</w:t>
-      </w:r>
-      <w:proofErr w:type="spellStart"/>
-      <w:r>
-        <w:rPr>
-          <w:rFonts w:cs="Times New Roman"/>
-          <w:color w:val="000000" w:themeColor="text1"/>
-          <w:szCs w:val="28"/>
-          <w:lang w:val="en-US"/>
-        </w:rPr>
-        <w:t>product_id</w:t>
-      </w:r>
-      <w:proofErr w:type="spellEnd"/>
-      <w:r>
-        <w:rPr>
-          <w:rFonts w:cs="Times New Roman"/>
-          <w:color w:val="000000" w:themeColor="text1"/>
-          <w:szCs w:val="28"/>
-          <w:lang w:val="en-US"/>
-        </w:rPr>
-        <w:t xml:space="preserve">),  </w:t>
-      </w:r>
-    </w:p>
-    <w:p>
-      <w:pPr>
-        <w:spacing w:after="0"/>
-        <w:rPr>
-          <w:rFonts w:cs="Times New Roman"/>
-          <w:color w:val="000000" w:themeColor="text1"/>
-          <w:szCs w:val="28"/>
-          <w:lang w:val="en-US"/>
-        </w:rPr>
-      </w:pPr>
-      <w:r>
-        <w:rPr>
-          <w:rFonts w:cs="Times New Roman"/>
-          <w:color w:val="000000" w:themeColor="text1"/>
-          <w:szCs w:val="28"/>
-          <w:lang w:val="en-US"/>
-        </w:rPr>
-        <w:t xml:space="preserve">    FOREIGN KEY (</w:t>
-      </w:r>
-      <w:proofErr w:type="spellStart"/>
-      <w:r>
-        <w:rPr>
-          <w:rFonts w:cs="Times New Roman"/>
-          <w:color w:val="000000" w:themeColor="text1"/>
-          <w:szCs w:val="28"/>
-          <w:lang w:val="en-US"/>
-        </w:rPr>
-        <w:t>user_id</w:t>
-      </w:r>
-      <w:proofErr w:type="spellEnd"/>
-      <w:r>
-        <w:rPr>
-          <w:rFonts w:cs="Times New Roman"/>
-          <w:color w:val="000000" w:themeColor="text1"/>
-          <w:szCs w:val="28"/>
-          <w:lang w:val="en-US"/>
-        </w:rPr>
-        <w:t>) REFERENCES users(</w:t>
-      </w:r>
-      <w:proofErr w:type="spellStart"/>
-      <w:r>
-        <w:rPr>
-          <w:rFonts w:cs="Times New Roman"/>
-          <w:color w:val="000000" w:themeColor="text1"/>
-          <w:szCs w:val="28"/>
-          <w:lang w:val="en-US"/>
-        </w:rPr>
-        <w:t>user_id</w:t>
-      </w:r>
-      <w:proofErr w:type="spellEnd"/>
-      <w:r>
-        <w:rPr>
-          <w:rFonts w:cs="Times New Roman"/>
-          <w:color w:val="000000" w:themeColor="text1"/>
-          <w:szCs w:val="28"/>
-          <w:lang w:val="en-US"/>
-        </w:rPr>
-        <w:t xml:space="preserve">)  </w:t>
+        <w:t xml:space="preserve">    FOREIGN KEY (product_id) REFERENCES products(product_id),  </w:t>
+      </w:r>
+    </w:p>
+    <w:p>
+      <w:pPr>
+        <w:spacing w:after="0"/>
+        <w:rPr>
+          <w:rFonts w:cs="Times New Roman"/>
+          <w:color w:val="000000" w:themeColor="text1"/>
+          <w:szCs w:val="28"/>
+          <w:lang w:val="en-US"/>
+        </w:rPr>
+      </w:pPr>
+      <w:r>
+        <w:rPr>
+          <w:rFonts w:cs="Times New Roman"/>
+          <w:color w:val="000000" w:themeColor="text1"/>
+          <w:szCs w:val="28"/>
+          <w:lang w:val="en-US"/>
+        </w:rPr>
+        <w:t xml:space="preserve">    FOREIGN KEY (user_id) REFERENCES users(user_id)  </w:t>
       </w:r>
     </w:p>
     <w:p>
@@ -9292,1793 +8265,1294 @@
           <w:b/>
           <w:bCs/>
         </w:rPr>
-        <w:t xml:space="preserve">1. Выборка товаров с фильтрацией по цене (до 5000 </w:t>
-      </w:r>
-      <w:proofErr w:type="spellStart"/>
+        <w:t>1. Выборка товаров с фильтрацией по цене (до 5000 руб)</w:t>
+      </w:r>
+    </w:p>
+    <w:p>
+      <w:pPr>
+        <w:spacing w:after="0"/>
+        <w:rPr>
+          <w:lang w:val="en-US"/>
+        </w:rPr>
+      </w:pPr>
+      <w:r>
+        <w:rPr>
+          <w:i/>
+          <w:iCs/>
+          <w:lang w:val="en-US"/>
+        </w:rPr>
+        <w:t xml:space="preserve">-- </w:t>
+      </w:r>
+      <w:r>
+        <w:rPr>
+          <w:i/>
+          <w:iCs/>
+        </w:rPr>
+        <w:t>Получить</w:t>
+      </w:r>
+      <w:r>
+        <w:rPr>
+          <w:i/>
+          <w:iCs/>
+          <w:lang w:val="en-US"/>
+        </w:rPr>
+        <w:t xml:space="preserve"> </w:t>
+      </w:r>
+      <w:r>
+        <w:rPr>
+          <w:i/>
+          <w:iCs/>
+        </w:rPr>
+        <w:t>товары</w:t>
+      </w:r>
+      <w:r>
+        <w:rPr>
+          <w:i/>
+          <w:iCs/>
+          <w:lang w:val="en-US"/>
+        </w:rPr>
+        <w:t xml:space="preserve"> </w:t>
+      </w:r>
+      <w:r>
+        <w:rPr>
+          <w:i/>
+          <w:iCs/>
+        </w:rPr>
+        <w:t>дешевле</w:t>
+      </w:r>
+      <w:r>
+        <w:rPr>
+          <w:i/>
+          <w:iCs/>
+          <w:lang w:val="en-US"/>
+        </w:rPr>
+        <w:t xml:space="preserve"> 5000 </w:t>
+      </w:r>
+      <w:r>
+        <w:rPr>
+          <w:i/>
+          <w:iCs/>
+        </w:rPr>
+        <w:t>руб</w:t>
+      </w:r>
+      <w:r>
+        <w:rPr>
+          <w:i/>
+          <w:iCs/>
+          <w:lang w:val="en-US"/>
+        </w:rPr>
+        <w:t xml:space="preserve">  </w:t>
+      </w:r>
+    </w:p>
+    <w:p>
+      <w:pPr>
+        <w:spacing w:after="0"/>
+        <w:rPr>
+          <w:lang w:val="en-US"/>
+        </w:rPr>
+      </w:pPr>
+      <w:r>
+        <w:rPr>
+          <w:lang w:val="en-US"/>
+        </w:rPr>
+        <w:t xml:space="preserve">SELECT </w:t>
+      </w:r>
+    </w:p>
+    <w:p>
+      <w:pPr>
+        <w:spacing w:after="0"/>
+        <w:rPr>
+          <w:lang w:val="en-US"/>
+        </w:rPr>
+      </w:pPr>
+      <w:r>
+        <w:rPr>
+          <w:lang w:val="en-US"/>
+        </w:rPr>
+        <w:t xml:space="preserve">    product_id AS "ID", </w:t>
+      </w:r>
+    </w:p>
+    <w:p>
+      <w:pPr>
+        <w:spacing w:after="0"/>
+        <w:rPr>
+          <w:lang w:val="en-US"/>
+        </w:rPr>
+      </w:pPr>
+      <w:r>
+        <w:rPr>
+          <w:lang w:val="en-US"/>
+        </w:rPr>
+        <w:t xml:space="preserve">    name AS "</w:t>
+      </w:r>
+      <w:r>
+        <w:t>Название</w:t>
+      </w:r>
+      <w:r>
+        <w:rPr>
+          <w:lang w:val="en-US"/>
+        </w:rPr>
+        <w:t xml:space="preserve">", </w:t>
+      </w:r>
+    </w:p>
+    <w:p>
+      <w:pPr>
+        <w:spacing w:after="0"/>
+        <w:rPr>
+          <w:lang w:val="en-US"/>
+        </w:rPr>
+      </w:pPr>
+      <w:r>
+        <w:rPr>
+          <w:lang w:val="en-US"/>
+        </w:rPr>
+        <w:t xml:space="preserve">    price AS "</w:t>
+      </w:r>
+      <w:r>
+        <w:t>Цена</w:t>
+      </w:r>
+      <w:r>
+        <w:rPr>
+          <w:lang w:val="en-US"/>
+        </w:rPr>
+        <w:t xml:space="preserve">", </w:t>
+      </w:r>
+    </w:p>
+    <w:p>
+      <w:pPr>
+        <w:spacing w:after="0"/>
+        <w:rPr>
+          <w:lang w:val="en-US"/>
+        </w:rPr>
+      </w:pPr>
+      <w:r>
+        <w:rPr>
+          <w:lang w:val="en-US"/>
+        </w:rPr>
+        <w:t xml:space="preserve">    stock AS "</w:t>
+      </w:r>
+      <w:r>
+        <w:t>Остаток</w:t>
+      </w:r>
+      <w:r>
+        <w:rPr>
+          <w:lang w:val="en-US"/>
+        </w:rPr>
+        <w:t xml:space="preserve">" </w:t>
+      </w:r>
+    </w:p>
+    <w:p>
+      <w:pPr>
+        <w:spacing w:after="0"/>
+        <w:rPr>
+          <w:lang w:val="en-US"/>
+        </w:rPr>
+      </w:pPr>
+      <w:r>
+        <w:rPr>
+          <w:lang w:val="en-US"/>
+        </w:rPr>
+        <w:t xml:space="preserve">FROM products </w:t>
+      </w:r>
+    </w:p>
+    <w:p>
+      <w:pPr>
+        <w:spacing w:after="0"/>
+        <w:rPr>
+          <w:lang w:val="en-US"/>
+        </w:rPr>
+      </w:pPr>
+      <w:r>
+        <w:rPr>
+          <w:lang w:val="en-US"/>
+        </w:rPr>
+        <w:t xml:space="preserve">WHERE price &lt; 5000 </w:t>
+      </w:r>
+    </w:p>
+    <w:p>
+      <w:pPr>
+        <w:spacing w:after="0"/>
+      </w:pPr>
+      <w:r>
+        <w:rPr>
+          <w:lang w:val="en-US"/>
+        </w:rPr>
+        <w:t>ORDER</w:t>
+      </w:r>
+      <w:r>
+        <w:t xml:space="preserve"> </w:t>
+      </w:r>
+      <w:r>
+        <w:rPr>
+          <w:lang w:val="en-US"/>
+        </w:rPr>
+        <w:t>BY</w:t>
+      </w:r>
+      <w:r>
+        <w:t xml:space="preserve"> </w:t>
+      </w:r>
+      <w:r>
+        <w:rPr>
+          <w:lang w:val="en-US"/>
+        </w:rPr>
+        <w:t>price</w:t>
+      </w:r>
+      <w:r>
+        <w:t xml:space="preserve"> </w:t>
+      </w:r>
+      <w:r>
+        <w:rPr>
+          <w:lang w:val="en-US"/>
+        </w:rPr>
+        <w:t>DESC</w:t>
+      </w:r>
+      <w:r>
+        <w:t xml:space="preserve">;  </w:t>
+      </w:r>
+    </w:p>
+    <w:p/>
+    <w:p>
       <w:r>
         <w:rPr>
           <w:b/>
           <w:bCs/>
         </w:rPr>
-        <w:t>руб</w:t>
-      </w:r>
-      <w:proofErr w:type="spellEnd"/>
+        <w:t>2. Добавление нового пользователя</w:t>
+      </w:r>
+    </w:p>
+    <w:p>
+      <w:pPr>
+        <w:spacing w:after="0"/>
+      </w:pPr>
+      <w:r>
+        <w:rPr>
+          <w:i/>
+          <w:iCs/>
+        </w:rPr>
+        <w:t xml:space="preserve">-- Регистрация клиента (пароль хешируется на стороне приложения)  </w:t>
+      </w:r>
+    </w:p>
+    <w:p>
+      <w:pPr>
+        <w:spacing w:after="0"/>
+        <w:rPr>
+          <w:lang w:val="en-US"/>
+        </w:rPr>
+      </w:pPr>
+      <w:r>
+        <w:rPr>
+          <w:lang w:val="en-US"/>
+        </w:rPr>
+        <w:t xml:space="preserve">INSERT INTO users (email, password_hash, role)  </w:t>
+      </w:r>
+    </w:p>
+    <w:p>
+      <w:pPr>
+        <w:spacing w:after="0"/>
+        <w:rPr>
+          <w:lang w:val="en-US"/>
+        </w:rPr>
+      </w:pPr>
+      <w:r>
+        <w:rPr>
+          <w:lang w:val="en-US"/>
+        </w:rPr>
+        <w:t>VALUES (</w:t>
+      </w:r>
+    </w:p>
+    <w:p>
+      <w:pPr>
+        <w:spacing w:after="0"/>
+        <w:rPr>
+          <w:lang w:val="en-US"/>
+        </w:rPr>
+      </w:pPr>
+      <w:r>
+        <w:rPr>
+          <w:lang w:val="en-US"/>
+        </w:rPr>
+        <w:t xml:space="preserve">    'new_user@example.com', </w:t>
+      </w:r>
+    </w:p>
+    <w:p>
+      <w:pPr>
+        <w:spacing w:after="0"/>
+        <w:rPr>
+          <w:lang w:val="en-US"/>
+        </w:rPr>
+      </w:pPr>
+      <w:r>
+        <w:rPr>
+          <w:lang w:val="en-US"/>
+        </w:rPr>
+        <w:t xml:space="preserve">    </w:t>
+      </w:r>
+      <w:r>
+        <w:rPr>
+          <w:lang w:val="en-US"/>
+        </w:rPr>
+        <w:t xml:space="preserve">'a665a45920422f9d417e4867efdc4fb8a04a1f3fff1fa07e998e86f7f7a27ae3', </w:t>
+      </w:r>
+      <w:r>
+        <w:rPr>
+          <w:i/>
+          <w:iCs/>
+          <w:lang w:val="en-US"/>
+        </w:rPr>
+        <w:t xml:space="preserve">-- </w:t>
+      </w:r>
+      <w:r>
+        <w:rPr>
+          <w:i/>
+          <w:iCs/>
+        </w:rPr>
+        <w:t>Хеш</w:t>
+      </w:r>
+      <w:r>
+        <w:rPr>
+          <w:i/>
+          <w:iCs/>
+          <w:lang w:val="en-US"/>
+        </w:rPr>
+        <w:t xml:space="preserve"> </w:t>
+      </w:r>
+      <w:r>
+        <w:rPr>
+          <w:i/>
+          <w:iCs/>
+        </w:rPr>
+        <w:t>пароля</w:t>
+      </w:r>
+      <w:r>
+        <w:rPr>
+          <w:i/>
+          <w:iCs/>
+          <w:lang w:val="en-US"/>
+        </w:rPr>
+        <w:t xml:space="preserve"> "123" </w:t>
+      </w:r>
+    </w:p>
+    <w:p>
+      <w:pPr>
+        <w:spacing w:after="0"/>
+        <w:rPr>
+          <w:lang w:val="en-US"/>
+        </w:rPr>
+      </w:pPr>
+      <w:r>
+        <w:rPr>
+          <w:lang w:val="en-US"/>
+        </w:rPr>
+        <w:t xml:space="preserve">    'client'  </w:t>
+      </w:r>
+    </w:p>
+    <w:p>
+      <w:pPr>
+        <w:spacing w:after="0"/>
+        <w:rPr>
+          <w:lang w:val="en-US"/>
+        </w:rPr>
+      </w:pPr>
+      <w:r>
+        <w:rPr>
+          <w:lang w:val="en-US"/>
+        </w:rPr>
+        <w:t xml:space="preserve">);  </w:t>
+      </w:r>
+    </w:p>
+    <w:p>
+      <w:pPr>
+        <w:rPr>
+          <w:lang w:val="en-US"/>
+        </w:rPr>
+      </w:pPr>
+    </w:p>
+    <w:p>
+      <w:pPr>
+        <w:rPr>
+          <w:lang w:val="en-US"/>
+        </w:rPr>
+      </w:pPr>
       <w:r>
         <w:rPr>
           <w:b/>
           <w:bCs/>
-        </w:rPr>
-        <w:t>)</w:t>
-      </w:r>
-    </w:p>
-    <w:p>
-      <w:pPr>
-        <w:spacing w:after="0"/>
-        <w:rPr>
-          <w:lang w:val="en-US"/>
-        </w:rPr>
+          <w:lang w:val="en-US"/>
+        </w:rPr>
+        <w:t xml:space="preserve">3. </w:t>
+      </w:r>
+      <w:r>
+        <w:rPr>
+          <w:b/>
+          <w:bCs/>
+        </w:rPr>
+        <w:t>Обновление</w:t>
+      </w:r>
+      <w:r>
+        <w:rPr>
+          <w:b/>
+          <w:bCs/>
+          <w:lang w:val="en-US"/>
+        </w:rPr>
+        <w:t xml:space="preserve"> </w:t>
+      </w:r>
+      <w:r>
+        <w:rPr>
+          <w:b/>
+          <w:bCs/>
+        </w:rPr>
+        <w:t>статуса</w:t>
+      </w:r>
+      <w:r>
+        <w:rPr>
+          <w:b/>
+          <w:bCs/>
+          <w:lang w:val="en-US"/>
+        </w:rPr>
+        <w:t xml:space="preserve"> </w:t>
+      </w:r>
+      <w:r>
+        <w:rPr>
+          <w:b/>
+          <w:bCs/>
+        </w:rPr>
+        <w:t>заказа</w:t>
+      </w:r>
+    </w:p>
+    <w:p>
+      <w:pPr>
+        <w:spacing w:after="0"/>
       </w:pPr>
       <w:r>
         <w:rPr>
           <w:i/>
           <w:iCs/>
-          <w:lang w:val="en-US"/>
-        </w:rPr>
-        <w:t xml:space="preserve">-- </w:t>
-      </w:r>
+        </w:rPr>
+        <w:t xml:space="preserve">-- Изменение статуса заказа на "completed"  </w:t>
+      </w:r>
+    </w:p>
+    <w:p>
+      <w:pPr>
+        <w:spacing w:after="0"/>
+        <w:rPr>
+          <w:lang w:val="en-US"/>
+        </w:rPr>
+      </w:pPr>
+      <w:r>
+        <w:rPr>
+          <w:lang w:val="en-US"/>
+        </w:rPr>
+        <w:lastRenderedPageBreak/>
+        <w:t>UPDATE</w:t>
+      </w:r>
+      <w:r>
+        <w:rPr>
+          <w:lang w:val="en-US"/>
+        </w:rPr>
+        <w:t xml:space="preserve"> </w:t>
+      </w:r>
+      <w:r>
+        <w:rPr>
+          <w:lang w:val="en-US"/>
+        </w:rPr>
+        <w:t>orders</w:t>
+      </w:r>
+      <w:r>
+        <w:rPr>
+          <w:lang w:val="en-US"/>
+        </w:rPr>
+        <w:t xml:space="preserve">  </w:t>
+      </w:r>
+    </w:p>
+    <w:p>
+      <w:pPr>
+        <w:spacing w:after="0"/>
+        <w:rPr>
+          <w:lang w:val="en-US"/>
+        </w:rPr>
+      </w:pPr>
+      <w:r>
+        <w:rPr>
+          <w:lang w:val="en-US"/>
+        </w:rPr>
+        <w:t>SET</w:t>
+      </w:r>
+      <w:r>
+        <w:rPr>
+          <w:lang w:val="en-US"/>
+        </w:rPr>
+        <w:t xml:space="preserve"> </w:t>
+      </w:r>
+      <w:r>
+        <w:rPr>
+          <w:lang w:val="en-US"/>
+        </w:rPr>
+        <w:t>status</w:t>
+      </w:r>
+      <w:r>
+        <w:rPr>
+          <w:lang w:val="en-US"/>
+        </w:rPr>
+        <w:t xml:space="preserve"> = '</w:t>
+      </w:r>
+      <w:r>
+        <w:rPr>
+          <w:lang w:val="en-US"/>
+        </w:rPr>
+        <w:t>completed</w:t>
+      </w:r>
+      <w:r>
+        <w:rPr>
+          <w:lang w:val="en-US"/>
+        </w:rPr>
+        <w:t xml:space="preserve">'  </w:t>
+      </w:r>
+    </w:p>
+    <w:p>
+      <w:pPr>
+        <w:spacing w:after="0"/>
+        <w:rPr>
+          <w:lang w:val="en-US"/>
+        </w:rPr>
+      </w:pPr>
+      <w:r>
+        <w:rPr>
+          <w:lang w:val="en-US"/>
+        </w:rPr>
+        <w:t>WHERE</w:t>
+      </w:r>
+      <w:r>
+        <w:rPr>
+          <w:lang w:val="en-US"/>
+        </w:rPr>
+        <w:t xml:space="preserve"> </w:t>
+      </w:r>
+      <w:r>
+        <w:rPr>
+          <w:lang w:val="en-US"/>
+        </w:rPr>
+        <w:t>order</w:t>
+      </w:r>
+      <w:r>
+        <w:rPr>
+          <w:lang w:val="en-US"/>
+        </w:rPr>
+        <w:t>_</w:t>
+      </w:r>
+      <w:r>
+        <w:rPr>
+          <w:lang w:val="en-US"/>
+        </w:rPr>
+        <w:t>id</w:t>
+      </w:r>
+      <w:r>
+        <w:rPr>
+          <w:lang w:val="en-US"/>
+        </w:rPr>
+        <w:t xml:space="preserve"> = 5;  </w:t>
+      </w:r>
+    </w:p>
+    <w:p>
+      <w:pPr>
+        <w:rPr>
+          <w:lang w:val="en-US"/>
+        </w:rPr>
+      </w:pPr>
+    </w:p>
+    <w:p>
+      <w:r>
+        <w:rPr>
+          <w:b/>
+          <w:bCs/>
+        </w:rPr>
+        <w:t>4. Удаление товара (с проверкой на наличие в заказах)</w:t>
+      </w:r>
+    </w:p>
+    <w:p>
+      <w:pPr>
+        <w:spacing w:after="0"/>
+      </w:pPr>
       <w:r>
         <w:rPr>
           <w:i/>
           <w:iCs/>
         </w:rPr>
-        <w:t>Получить</w:t>
-      </w:r>
+        <w:t xml:space="preserve">-- Удалить товар только если он не связан с заказами  </w:t>
+      </w:r>
+    </w:p>
+    <w:p>
+      <w:pPr>
+        <w:spacing w:after="0"/>
+        <w:rPr>
+          <w:lang w:val="en-US"/>
+        </w:rPr>
+      </w:pPr>
+      <w:r>
+        <w:rPr>
+          <w:lang w:val="en-US"/>
+        </w:rPr>
+        <w:t xml:space="preserve">DELETE FROM products  </w:t>
+      </w:r>
+    </w:p>
+    <w:p>
+      <w:pPr>
+        <w:spacing w:after="0"/>
+        <w:rPr>
+          <w:lang w:val="en-US"/>
+        </w:rPr>
+      </w:pPr>
+      <w:r>
+        <w:rPr>
+          <w:lang w:val="en-US"/>
+        </w:rPr>
+        <w:t xml:space="preserve">WHERE product_id = 10 </w:t>
+      </w:r>
+    </w:p>
+    <w:p>
+      <w:pPr>
+        <w:spacing w:after="0"/>
+        <w:rPr>
+          <w:lang w:val="en-US"/>
+        </w:rPr>
+      </w:pPr>
+      <w:r>
+        <w:rPr>
+          <w:lang w:val="en-US"/>
+        </w:rPr>
+        <w:t>AND NOT EXISTS (</w:t>
+      </w:r>
+    </w:p>
+    <w:p>
+      <w:pPr>
+        <w:spacing w:after="0"/>
+        <w:rPr>
+          <w:lang w:val="en-US"/>
+        </w:rPr>
+      </w:pPr>
+      <w:r>
+        <w:rPr>
+          <w:lang w:val="en-US"/>
+        </w:rPr>
+        <w:t xml:space="preserve">    SELECT 1 FROM orders </w:t>
+      </w:r>
+    </w:p>
+    <w:p>
+      <w:pPr>
+        <w:spacing w:after="0"/>
+        <w:rPr>
+          <w:lang w:val="en-US"/>
+        </w:rPr>
+      </w:pPr>
+      <w:r>
+        <w:rPr>
+          <w:lang w:val="en-US"/>
+        </w:rPr>
+        <w:t xml:space="preserve">    JOIN product_orders ON orders.order_id = product_orders.order_id </w:t>
+      </w:r>
+    </w:p>
+    <w:p>
+      <w:pPr>
+        <w:spacing w:after="0"/>
+        <w:rPr>
+          <w:lang w:val="en-US"/>
+        </w:rPr>
+      </w:pPr>
+      <w:r>
+        <w:rPr>
+          <w:lang w:val="en-US"/>
+        </w:rPr>
+        <w:t xml:space="preserve">    WHERE product_orders.product_id = 10 </w:t>
+      </w:r>
+    </w:p>
+    <w:p>
+      <w:pPr>
+        <w:spacing w:after="0"/>
+      </w:pPr>
+      <w:r>
+        <w:t xml:space="preserve">);  </w:t>
+      </w:r>
+    </w:p>
+    <w:p/>
+    <w:p>
+      <w:r>
+        <w:rPr>
+          <w:b/>
+          <w:bCs/>
+        </w:rPr>
+        <w:t>5. Получение отзывов с рейтингом 5</w:t>
+      </w:r>
+    </w:p>
+    <w:p>
+      <w:pPr>
+        <w:spacing w:after="0"/>
+      </w:pPr>
       <w:r>
         <w:rPr>
           <w:i/>
           <w:iCs/>
-          <w:lang w:val="en-US"/>
-        </w:rPr>
-        <w:t xml:space="preserve"> </w:t>
-      </w:r>
+        </w:rPr>
+        <w:t xml:space="preserve">-- Вывести все отзывы с максимальной оценкой  </w:t>
+      </w:r>
+    </w:p>
+    <w:p>
+      <w:pPr>
+        <w:spacing w:after="0"/>
+        <w:rPr>
+          <w:lang w:val="en-US"/>
+        </w:rPr>
+      </w:pPr>
+      <w:r>
+        <w:rPr>
+          <w:lang w:val="en-US"/>
+        </w:rPr>
+        <w:t xml:space="preserve">SELECT </w:t>
+      </w:r>
+    </w:p>
+    <w:p>
+      <w:pPr>
+        <w:spacing w:after="0"/>
+        <w:rPr>
+          <w:lang w:val="en-US"/>
+        </w:rPr>
+      </w:pPr>
+      <w:r>
+        <w:rPr>
+          <w:lang w:val="en-US"/>
+        </w:rPr>
+        <w:t xml:space="preserve">    r.review_id AS "ID </w:t>
+      </w:r>
+      <w:r>
+        <w:t>отзыва</w:t>
+      </w:r>
+      <w:r>
+        <w:rPr>
+          <w:lang w:val="en-US"/>
+        </w:rPr>
+        <w:t xml:space="preserve">", </w:t>
+      </w:r>
+    </w:p>
+    <w:p>
+      <w:pPr>
+        <w:spacing w:after="0"/>
+        <w:rPr>
+          <w:lang w:val="en-US"/>
+        </w:rPr>
+      </w:pPr>
+      <w:r>
+        <w:rPr>
+          <w:lang w:val="en-US"/>
+        </w:rPr>
+        <w:t xml:space="preserve">    p.name AS "</w:t>
+      </w:r>
+      <w:r>
+        <w:t>Товар</w:t>
+      </w:r>
+      <w:r>
+        <w:rPr>
+          <w:lang w:val="en-US"/>
+        </w:rPr>
+        <w:t xml:space="preserve">", </w:t>
+      </w:r>
+    </w:p>
+    <w:p>
+      <w:pPr>
+        <w:spacing w:after="0"/>
+        <w:rPr>
+          <w:lang w:val="en-US"/>
+        </w:rPr>
+      </w:pPr>
+      <w:r>
+        <w:rPr>
+          <w:lang w:val="en-US"/>
+        </w:rPr>
+        <w:t xml:space="preserve">    u.email AS "</w:t>
+      </w:r>
+      <w:r>
+        <w:t>Пользователь</w:t>
+      </w:r>
+      <w:r>
+        <w:rPr>
+          <w:lang w:val="en-US"/>
+        </w:rPr>
+        <w:t xml:space="preserve">", </w:t>
+      </w:r>
+    </w:p>
+    <w:p>
+      <w:pPr>
+        <w:spacing w:after="0"/>
+        <w:rPr>
+          <w:lang w:val="en-US"/>
+        </w:rPr>
+      </w:pPr>
+      <w:r>
+        <w:rPr>
+          <w:lang w:val="en-US"/>
+        </w:rPr>
+        <w:t xml:space="preserve">    r.rating AS "</w:t>
+      </w:r>
+      <w:r>
+        <w:t>Рейтинг</w:t>
+      </w:r>
+      <w:r>
+        <w:rPr>
+          <w:lang w:val="en-US"/>
+        </w:rPr>
+        <w:t xml:space="preserve">", </w:t>
+      </w:r>
+    </w:p>
+    <w:p>
+      <w:pPr>
+        <w:spacing w:after="0"/>
+        <w:rPr>
+          <w:lang w:val="en-US"/>
+        </w:rPr>
+      </w:pPr>
+      <w:r>
+        <w:rPr>
+          <w:lang w:val="en-US"/>
+        </w:rPr>
+        <w:t xml:space="preserve">    r.comment AS "</w:t>
+      </w:r>
+      <w:r>
+        <w:t>Комментарий</w:t>
+      </w:r>
+      <w:r>
+        <w:rPr>
+          <w:lang w:val="en-US"/>
+        </w:rPr>
+        <w:t xml:space="preserve">"  </w:t>
+      </w:r>
+    </w:p>
+    <w:p>
+      <w:pPr>
+        <w:spacing w:after="0"/>
+        <w:rPr>
+          <w:lang w:val="en-US"/>
+        </w:rPr>
+      </w:pPr>
+      <w:r>
+        <w:rPr>
+          <w:lang w:val="en-US"/>
+        </w:rPr>
+        <w:t xml:space="preserve">FROM reviews r  </w:t>
+      </w:r>
+    </w:p>
+    <w:p>
+      <w:pPr>
+        <w:spacing w:after="0"/>
+        <w:rPr>
+          <w:lang w:val="en-US"/>
+        </w:rPr>
+      </w:pPr>
+      <w:r>
+        <w:rPr>
+          <w:lang w:val="en-US"/>
+        </w:rPr>
+        <w:t xml:space="preserve">JOIN products p ON r.product_id = p.product_id  </w:t>
+      </w:r>
+    </w:p>
+    <w:p>
+      <w:pPr>
+        <w:spacing w:after="0"/>
+        <w:rPr>
+          <w:lang w:val="en-US"/>
+        </w:rPr>
+      </w:pPr>
+      <w:r>
+        <w:rPr>
+          <w:lang w:val="en-US"/>
+        </w:rPr>
+        <w:t xml:space="preserve">JOIN users u ON r.user_id = u.user_id  </w:t>
+      </w:r>
+    </w:p>
+    <w:p>
+      <w:pPr>
+        <w:spacing w:after="0"/>
+      </w:pPr>
+      <w:r>
+        <w:t xml:space="preserve">WHERE r.rating = 5;  </w:t>
+      </w:r>
+    </w:p>
+    <w:p/>
+    <w:p>
+      <w:r>
+        <w:rPr>
+          <w:b/>
+          <w:bCs/>
+        </w:rPr>
+        <w:t>6. Формирование отчета по заказам (октябрь 2023)</w:t>
+      </w:r>
+    </w:p>
+    <w:p>
+      <w:pPr>
+        <w:spacing w:after="0"/>
+      </w:pPr>
       <w:r>
         <w:rPr>
           <w:i/>
           <w:iCs/>
         </w:rPr>
-        <w:t>товары</w:t>
-      </w:r>
+        <w:lastRenderedPageBreak/>
+        <w:t xml:space="preserve">-- Получить заказы за октябрь 2023  </w:t>
+      </w:r>
+    </w:p>
+    <w:p>
+      <w:pPr>
+        <w:spacing w:after="0"/>
+      </w:pPr>
+      <w:r>
+        <w:rPr>
+          <w:lang w:val="en-US"/>
+        </w:rPr>
+        <w:t>SELECT</w:t>
+      </w:r>
+      <w:r>
+        <w:t xml:space="preserve"> </w:t>
+      </w:r>
+    </w:p>
+    <w:p>
+      <w:pPr>
+        <w:spacing w:after="0"/>
+        <w:rPr>
+          <w:lang w:val="en-US"/>
+        </w:rPr>
+      </w:pPr>
+      <w:r>
+        <w:t xml:space="preserve">    </w:t>
+      </w:r>
+      <w:r>
+        <w:rPr>
+          <w:lang w:val="en-US"/>
+        </w:rPr>
+        <w:t>o</w:t>
+      </w:r>
+      <w:r>
+        <w:rPr>
+          <w:lang w:val="en-US"/>
+        </w:rPr>
+        <w:t>.</w:t>
+      </w:r>
+      <w:r>
+        <w:rPr>
+          <w:lang w:val="en-US"/>
+        </w:rPr>
+        <w:t>order</w:t>
+      </w:r>
+      <w:r>
+        <w:rPr>
+          <w:lang w:val="en-US"/>
+        </w:rPr>
+        <w:t>_</w:t>
+      </w:r>
+      <w:r>
+        <w:rPr>
+          <w:lang w:val="en-US"/>
+        </w:rPr>
+        <w:t>id</w:t>
+      </w:r>
+      <w:r>
+        <w:rPr>
+          <w:lang w:val="en-US"/>
+        </w:rPr>
+        <w:t xml:space="preserve"> </w:t>
+      </w:r>
+      <w:r>
+        <w:rPr>
+          <w:lang w:val="en-US"/>
+        </w:rPr>
+        <w:t>AS</w:t>
+      </w:r>
+      <w:r>
+        <w:rPr>
+          <w:lang w:val="en-US"/>
+        </w:rPr>
+        <w:t xml:space="preserve"> "</w:t>
+      </w:r>
+      <w:r>
+        <w:t>Номер</w:t>
+      </w:r>
+      <w:r>
+        <w:rPr>
+          <w:lang w:val="en-US"/>
+        </w:rPr>
+        <w:t xml:space="preserve"> </w:t>
+      </w:r>
+      <w:r>
+        <w:t>заказа</w:t>
+      </w:r>
+      <w:r>
+        <w:rPr>
+          <w:lang w:val="en-US"/>
+        </w:rPr>
+        <w:t xml:space="preserve">", </w:t>
+      </w:r>
+    </w:p>
+    <w:p>
+      <w:pPr>
+        <w:spacing w:after="0"/>
+        <w:rPr>
+          <w:lang w:val="en-US"/>
+        </w:rPr>
+      </w:pPr>
+      <w:r>
+        <w:rPr>
+          <w:lang w:val="en-US"/>
+        </w:rPr>
+        <w:t xml:space="preserve">    </w:t>
+      </w:r>
+      <w:r>
+        <w:rPr>
+          <w:lang w:val="en-US"/>
+        </w:rPr>
+        <w:t>u.email AS "</w:t>
+      </w:r>
+      <w:r>
+        <w:t>Пользователь</w:t>
+      </w:r>
+      <w:r>
+        <w:rPr>
+          <w:lang w:val="en-US"/>
+        </w:rPr>
+        <w:t xml:space="preserve">", </w:t>
+      </w:r>
+    </w:p>
+    <w:p>
+      <w:pPr>
+        <w:spacing w:after="0"/>
+        <w:rPr>
+          <w:lang w:val="en-US"/>
+        </w:rPr>
+      </w:pPr>
+      <w:r>
+        <w:rPr>
+          <w:lang w:val="en-US"/>
+        </w:rPr>
+        <w:t xml:space="preserve">    o.status AS "</w:t>
+      </w:r>
+      <w:r>
+        <w:t>Статус</w:t>
+      </w:r>
+      <w:r>
+        <w:rPr>
+          <w:lang w:val="en-US"/>
+        </w:rPr>
+        <w:t xml:space="preserve">", </w:t>
+      </w:r>
+    </w:p>
+    <w:p>
+      <w:pPr>
+        <w:spacing w:after="0"/>
+        <w:rPr>
+          <w:lang w:val="en-US"/>
+        </w:rPr>
+      </w:pPr>
+      <w:r>
+        <w:rPr>
+          <w:lang w:val="en-US"/>
+        </w:rPr>
+        <w:t xml:space="preserve">    o.order_date AS "</w:t>
+      </w:r>
+      <w:r>
+        <w:t>Дата</w:t>
+      </w:r>
+      <w:r>
+        <w:rPr>
+          <w:lang w:val="en-US"/>
+        </w:rPr>
+        <w:t xml:space="preserve">"  </w:t>
+      </w:r>
+    </w:p>
+    <w:p>
+      <w:pPr>
+        <w:spacing w:after="0"/>
+        <w:rPr>
+          <w:lang w:val="en-US"/>
+        </w:rPr>
+      </w:pPr>
+      <w:r>
+        <w:rPr>
+          <w:lang w:val="en-US"/>
+        </w:rPr>
+        <w:t xml:space="preserve">FROM orders o  </w:t>
+      </w:r>
+    </w:p>
+    <w:p>
+      <w:pPr>
+        <w:spacing w:after="0"/>
+        <w:rPr>
+          <w:lang w:val="en-US"/>
+        </w:rPr>
+      </w:pPr>
+      <w:r>
+        <w:rPr>
+          <w:lang w:val="en-US"/>
+        </w:rPr>
+        <w:t xml:space="preserve">JOIN users u ON o.user_id = u.user_id  </w:t>
+      </w:r>
+    </w:p>
+    <w:p>
+      <w:pPr>
+        <w:spacing w:after="0"/>
+        <w:rPr>
+          <w:lang w:val="en-US"/>
+        </w:rPr>
+      </w:pPr>
+      <w:r>
+        <w:rPr>
+          <w:lang w:val="en-US"/>
+        </w:rPr>
+        <w:t xml:space="preserve">WHERE strftime('%Y-%m', o.order_date) = '2023-10';  </w:t>
+      </w:r>
+    </w:p>
+    <w:p>
+      <w:pPr>
+        <w:rPr>
+          <w:lang w:val="en-US"/>
+        </w:rPr>
+      </w:pPr>
+    </w:p>
+    <w:p>
+      <w:r>
+        <w:rPr>
+          <w:b/>
+          <w:bCs/>
+        </w:rPr>
+        <w:t>7. Проверка уникальности email</w:t>
+      </w:r>
+    </w:p>
+    <w:p>
+      <w:pPr>
+        <w:spacing w:after="0"/>
+      </w:pPr>
       <w:r>
         <w:rPr>
           <w:i/>
           <w:iCs/>
-          <w:lang w:val="en-US"/>
-        </w:rPr>
-        <w:t xml:space="preserve"> </w:t>
-      </w:r>
+        </w:rPr>
+        <w:t xml:space="preserve">-- Проверить существование email перед регистрацией  </w:t>
+      </w:r>
+    </w:p>
+    <w:p>
+      <w:pPr>
+        <w:spacing w:after="0"/>
+        <w:rPr>
+          <w:lang w:val="en-US"/>
+        </w:rPr>
+      </w:pPr>
+      <w:r>
+        <w:rPr>
+          <w:lang w:val="en-US"/>
+        </w:rPr>
+        <w:t xml:space="preserve">SELECT COUNT(*)  </w:t>
+      </w:r>
+    </w:p>
+    <w:p>
+      <w:pPr>
+        <w:spacing w:after="0"/>
+        <w:rPr>
+          <w:lang w:val="en-US"/>
+        </w:rPr>
+      </w:pPr>
+      <w:r>
+        <w:rPr>
+          <w:lang w:val="en-US"/>
+        </w:rPr>
+        <w:t xml:space="preserve">FROM users  </w:t>
+      </w:r>
+    </w:p>
+    <w:p>
+      <w:pPr>
+        <w:spacing w:after="0"/>
+        <w:rPr>
+          <w:lang w:val="en-US"/>
+        </w:rPr>
+      </w:pPr>
+      <w:r>
+        <w:rPr>
+          <w:lang w:val="en-US"/>
+        </w:rPr>
+        <w:t xml:space="preserve">WHERE email = 'client@example.com';  </w:t>
+      </w:r>
+    </w:p>
+    <w:p>
+      <w:pPr>
+        <w:rPr>
+          <w:lang w:val="en-US"/>
+        </w:rPr>
+      </w:pPr>
+    </w:p>
+    <w:p>
+      <w:r>
+        <w:rPr>
+          <w:b/>
+          <w:bCs/>
+        </w:rPr>
+        <w:t>8. Добавление товара с изображением</w:t>
+      </w:r>
+    </w:p>
+    <w:p>
+      <w:pPr>
+        <w:spacing w:after="0"/>
+      </w:pPr>
       <w:r>
         <w:rPr>
           <w:i/>
           <w:iCs/>
         </w:rPr>
-        <w:t>дешевле</w:t>
-      </w:r>
-      <w:r>
-        <w:rPr>
-          <w:i/>
-          <w:iCs/>
-          <w:lang w:val="en-US"/>
-        </w:rPr>
-        <w:t xml:space="preserve"> 5000 </w:t>
-      </w:r>
-      <w:proofErr w:type="spellStart"/>
-      <w:r>
-        <w:rPr>
-          <w:i/>
-          <w:iCs/>
-        </w:rPr>
-        <w:t>руб</w:t>
-      </w:r>
-      <w:proofErr w:type="spellEnd"/>
-      <w:r>
-        <w:rPr>
-          <w:i/>
-          <w:iCs/>
-          <w:lang w:val="en-US"/>
-        </w:rPr>
-        <w:t xml:space="preserve">  </w:t>
-      </w:r>
-    </w:p>
-    <w:p>
-      <w:pPr>
-        <w:spacing w:after="0"/>
-        <w:rPr>
-          <w:lang w:val="en-US"/>
-        </w:rPr>
-      </w:pPr>
-      <w:r>
-        <w:rPr>
-          <w:lang w:val="en-US"/>
-        </w:rPr>
-        <w:t xml:space="preserve">SELECT </w:t>
-      </w:r>
-    </w:p>
-    <w:p>
-      <w:pPr>
-        <w:spacing w:after="0"/>
-        <w:rPr>
-          <w:lang w:val="en-US"/>
-        </w:rPr>
-      </w:pPr>
-      <w:r>
-        <w:rPr>
-          <w:lang w:val="en-US"/>
-        </w:rPr>
-        <w:t xml:space="preserve">    </w:t>
-      </w:r>
-      <w:proofErr w:type="spellStart"/>
-      <w:r>
-        <w:rPr>
-          <w:lang w:val="en-US"/>
-        </w:rPr>
-        <w:t>product_id</w:t>
-      </w:r>
-      <w:proofErr w:type="spellEnd"/>
-      <w:r>
-        <w:rPr>
-          <w:lang w:val="en-US"/>
-        </w:rPr>
-        <w:t xml:space="preserve"> AS "ID", </w:t>
-      </w:r>
-    </w:p>
-    <w:p>
-      <w:pPr>
-        <w:spacing w:after="0"/>
-        <w:rPr>
-          <w:lang w:val="en-US"/>
-        </w:rPr>
-      </w:pPr>
-      <w:r>
-        <w:rPr>
-          <w:lang w:val="en-US"/>
-        </w:rPr>
-        <w:t xml:space="preserve">    name AS "</w:t>
-      </w:r>
-      <w:r>
-        <w:t>Название</w:t>
-      </w:r>
-      <w:r>
-        <w:rPr>
-          <w:lang w:val="en-US"/>
-        </w:rPr>
-        <w:t xml:space="preserve">", </w:t>
-      </w:r>
-    </w:p>
-    <w:p>
-      <w:pPr>
-        <w:spacing w:after="0"/>
-        <w:rPr>
-          <w:lang w:val="en-US"/>
-        </w:rPr>
-      </w:pPr>
-      <w:r>
-        <w:rPr>
-          <w:lang w:val="en-US"/>
-        </w:rPr>
-        <w:t xml:space="preserve">    price AS "</w:t>
-      </w:r>
-      <w:r>
-        <w:t>Цена</w:t>
-      </w:r>
-      <w:r>
-        <w:rPr>
-          <w:lang w:val="en-US"/>
-        </w:rPr>
-        <w:t xml:space="preserve">", </w:t>
-      </w:r>
-    </w:p>
-    <w:p>
-      <w:pPr>
-        <w:spacing w:after="0"/>
-        <w:rPr>
-          <w:lang w:val="en-US"/>
-        </w:rPr>
-      </w:pPr>
-      <w:r>
-        <w:rPr>
-          <w:lang w:val="en-US"/>
-        </w:rPr>
-        <w:t xml:space="preserve">    stock AS "</w:t>
-      </w:r>
-      <w:r>
-        <w:t>Остаток</w:t>
-      </w:r>
-      <w:r>
-        <w:rPr>
-          <w:lang w:val="en-US"/>
-        </w:rPr>
-        <w:t xml:space="preserve">" </w:t>
-      </w:r>
-    </w:p>
-    <w:p>
-      <w:pPr>
-        <w:spacing w:after="0"/>
-        <w:rPr>
-          <w:lang w:val="en-US"/>
-        </w:rPr>
-      </w:pPr>
-      <w:r>
-        <w:rPr>
-          <w:lang w:val="en-US"/>
-        </w:rPr>
-        <w:t xml:space="preserve">FROM products </w:t>
-      </w:r>
-    </w:p>
-    <w:p>
-      <w:pPr>
-        <w:spacing w:after="0"/>
-        <w:rPr>
-          <w:lang w:val="en-US"/>
-        </w:rPr>
-      </w:pPr>
-      <w:r>
-        <w:rPr>
-          <w:lang w:val="en-US"/>
-        </w:rPr>
-        <w:t xml:space="preserve">WHERE price &lt; 5000 </w:t>
-      </w:r>
-    </w:p>
-    <w:p>
-      <w:pPr>
-        <w:spacing w:after="0"/>
-      </w:pPr>
-      <w:r>
-        <w:rPr>
-          <w:lang w:val="en-US"/>
-        </w:rPr>
-        <w:t>ORDER</w:t>
-      </w:r>
-      <w:r>
+        <w:t xml:space="preserve">-- Менеджер добавляет новый товар  </w:t>
+      </w:r>
+    </w:p>
+    <w:p>
+      <w:pPr>
+        <w:spacing w:after="0"/>
+        <w:rPr>
+          <w:lang w:val="en-US"/>
+        </w:rPr>
+      </w:pPr>
+      <w:r>
+        <w:rPr>
+          <w:lang w:val="en-US"/>
+        </w:rPr>
+        <w:t xml:space="preserve">INSERT INTO products (name, price, category_id, stock, image_url)  </w:t>
+      </w:r>
+    </w:p>
+    <w:p>
+      <w:pPr>
+        <w:spacing w:after="0"/>
+        <w:rPr>
+          <w:lang w:val="en-US"/>
+        </w:rPr>
+      </w:pPr>
+      <w:r>
+        <w:rPr>
+          <w:lang w:val="en-US"/>
+        </w:rPr>
+        <w:t>VALUES (</w:t>
+      </w:r>
+    </w:p>
+    <w:p>
+      <w:pPr>
+        <w:spacing w:after="0"/>
+        <w:rPr>
+          <w:lang w:val="en-US"/>
+        </w:rPr>
+      </w:pPr>
+      <w:r>
+        <w:rPr>
+          <w:lang w:val="en-US"/>
+        </w:rPr>
+        <w:t xml:space="preserve">    '</w:t>
+      </w:r>
+      <w:r>
+        <w:t>Складной</w:t>
+      </w:r>
+      <w:r>
+        <w:rPr>
+          <w:lang w:val="en-US"/>
+        </w:rPr>
         <w:t xml:space="preserve"> </w:t>
       </w:r>
       <w:r>
-        <w:rPr>
-          <w:lang w:val="en-US"/>
-        </w:rPr>
-        <w:t>BY</w:t>
-      </w:r>
-      <w:r>
-        <w:t xml:space="preserve"> </w:t>
-      </w:r>
-      <w:r>
-        <w:rPr>
-          <w:lang w:val="en-US"/>
-        </w:rPr>
-        <w:t>price</w:t>
-      </w:r>
-      <w:r>
-        <w:t xml:space="preserve"> </w:t>
-      </w:r>
-      <w:r>
-        <w:rPr>
-          <w:lang w:val="en-US"/>
-        </w:rPr>
-        <w:t>DESC</w:t>
-      </w:r>
-      <w:r>
-        <w:t xml:space="preserve">;  </w:t>
-      </w:r>
-    </w:p>
-    <w:p/>
-    <w:p>
-      <w:r>
-        <w:rPr>
-          <w:b/>
-          <w:bCs/>
-        </w:rPr>
-        <w:t>2. Добавление нового пользователя</w:t>
-      </w:r>
-    </w:p>
-    <w:p>
-      <w:pPr>
-        <w:spacing w:after="0"/>
-      </w:pPr>
-      <w:r>
-        <w:rPr>
-          <w:i/>
-          <w:iCs/>
-        </w:rPr>
-        <w:t xml:space="preserve">-- Регистрация клиента (пароль </w:t>
-      </w:r>
-      <w:proofErr w:type="spellStart"/>
-      <w:r>
-        <w:rPr>
-          <w:i/>
-          <w:iCs/>
-        </w:rPr>
-        <w:t>хешируется</w:t>
-      </w:r>
-      <w:proofErr w:type="spellEnd"/>
-      <w:r>
-        <w:rPr>
-          <w:i/>
-          <w:iCs/>
-        </w:rPr>
-        <w:t xml:space="preserve"> на стороне приложения)  </w:t>
-      </w:r>
-    </w:p>
-    <w:p>
-      <w:pPr>
-        <w:spacing w:after="0"/>
-        <w:rPr>
-          <w:lang w:val="en-US"/>
-        </w:rPr>
-      </w:pPr>
-      <w:r>
-        <w:rPr>
-          <w:lang w:val="en-US"/>
-        </w:rPr>
-        <w:t xml:space="preserve">INSERT INTO users (email, </w:t>
-      </w:r>
-      <w:proofErr w:type="spellStart"/>
-      <w:r>
-        <w:rPr>
-          <w:lang w:val="en-US"/>
-        </w:rPr>
-        <w:t>password_hash</w:t>
-      </w:r>
-      <w:proofErr w:type="spellEnd"/>
-      <w:r>
-        <w:rPr>
-          <w:lang w:val="en-US"/>
-        </w:rPr>
-        <w:t xml:space="preserve">, role)  </w:t>
-      </w:r>
-    </w:p>
-    <w:p>
-      <w:pPr>
-        <w:spacing w:after="0"/>
-        <w:rPr>
-          <w:lang w:val="en-US"/>
-        </w:rPr>
-      </w:pPr>
-      <w:r>
-        <w:rPr>
-          <w:lang w:val="en-US"/>
-        </w:rPr>
-        <w:t>VALUES (</w:t>
-      </w:r>
-    </w:p>
-    <w:p>
-      <w:pPr>
-        <w:spacing w:after="0"/>
-        <w:rPr>
-          <w:lang w:val="en-US"/>
-        </w:rPr>
-      </w:pPr>
-      <w:r>
-        <w:rPr>
-          <w:lang w:val="en-US"/>
-        </w:rPr>
-        <w:t xml:space="preserve">    'new_user@example.com', </w:t>
-      </w:r>
-    </w:p>
-    <w:p>
-      <w:pPr>
-        <w:spacing w:after="0"/>
-        <w:rPr>
-          <w:lang w:val="en-US"/>
-        </w:rPr>
-      </w:pPr>
-      <w:r>
-        <w:rPr>
-          <w:lang w:val="en-US"/>
-        </w:rPr>
-        <w:t xml:space="preserve">    </w:t>
-      </w:r>
-      <w:r>
-        <w:rPr>
-          <w:lang w:val="en-US"/>
-        </w:rPr>
-        <w:t xml:space="preserve">'a665a45920422f9d417e4867efdc4fb8a04a1f3fff1fa07e998e86f7f7a27ae3', </w:t>
-      </w:r>
-      <w:r>
-        <w:rPr>
-          <w:i/>
-          <w:iCs/>
-          <w:lang w:val="en-US"/>
-        </w:rPr>
-        <w:t xml:space="preserve">-- </w:t>
-      </w:r>
-      <w:r>
-        <w:rPr>
-          <w:i/>
-          <w:iCs/>
-        </w:rPr>
-        <w:t>Хеш</w:t>
-      </w:r>
-      <w:r>
-        <w:rPr>
-          <w:i/>
-          <w:iCs/>
-          <w:lang w:val="en-US"/>
-        </w:rPr>
-        <w:t xml:space="preserve"> </w:t>
-      </w:r>
-      <w:r>
-        <w:rPr>
-          <w:i/>
-          <w:iCs/>
-        </w:rPr>
-        <w:t>пароля</w:t>
-      </w:r>
-      <w:r>
-        <w:rPr>
-          <w:i/>
-          <w:iCs/>
-          <w:lang w:val="en-US"/>
-        </w:rPr>
-        <w:t xml:space="preserve"> "123" </w:t>
-      </w:r>
-    </w:p>
-    <w:p>
-      <w:pPr>
-        <w:spacing w:after="0"/>
-        <w:rPr>
-          <w:lang w:val="en-US"/>
-        </w:rPr>
-      </w:pPr>
-      <w:r>
-        <w:rPr>
-          <w:lang w:val="en-US"/>
-        </w:rPr>
-        <w:t xml:space="preserve">    'client'  </w:t>
-      </w:r>
-    </w:p>
-    <w:p>
-      <w:pPr>
-        <w:spacing w:after="0"/>
-        <w:rPr>
-          <w:lang w:val="en-US"/>
-        </w:rPr>
-      </w:pPr>
-      <w:r>
-        <w:rPr>
-          <w:lang w:val="en-US"/>
-        </w:rPr>
-        <w:t xml:space="preserve">);  </w:t>
-      </w:r>
-    </w:p>
-    <w:p>
-      <w:pPr>
-        <w:rPr>
-          <w:lang w:val="en-US"/>
-        </w:rPr>
-      </w:pPr>
-    </w:p>
-    <w:p>
-      <w:pPr>
-        <w:rPr>
-          <w:lang w:val="en-US"/>
-        </w:rPr>
-      </w:pPr>
-      <w:r>
-        <w:rPr>
-          <w:b/>
-          <w:bCs/>
-          <w:lang w:val="en-US"/>
-        </w:rPr>
-        <w:t xml:space="preserve">3. </w:t>
-      </w:r>
-      <w:r>
-        <w:rPr>
-          <w:b/>
-          <w:bCs/>
-        </w:rPr>
-        <w:t>Обновление</w:t>
-      </w:r>
-      <w:r>
-        <w:rPr>
-          <w:b/>
-          <w:bCs/>
-          <w:lang w:val="en-US"/>
-        </w:rPr>
-        <w:t xml:space="preserve"> </w:t>
-      </w:r>
-      <w:r>
-        <w:rPr>
-          <w:b/>
-          <w:bCs/>
-        </w:rPr>
-        <w:t>статуса</w:t>
-      </w:r>
-      <w:r>
-        <w:rPr>
-          <w:b/>
-          <w:bCs/>
-          <w:lang w:val="en-US"/>
-        </w:rPr>
-        <w:t xml:space="preserve"> </w:t>
-      </w:r>
-      <w:r>
-        <w:rPr>
-          <w:b/>
-          <w:bCs/>
-        </w:rPr>
-        <w:t>заказа</w:t>
-      </w:r>
-    </w:p>
-    <w:p>
-      <w:pPr>
-        <w:spacing w:after="0"/>
-      </w:pPr>
-      <w:r>
-        <w:rPr>
-          <w:i/>
-          <w:iCs/>
-        </w:rPr>
-        <w:t>-- Изменение статуса заказа на "</w:t>
-      </w:r>
-      <w:proofErr w:type="spellStart"/>
-      <w:r>
-        <w:rPr>
-          <w:i/>
-          <w:iCs/>
-        </w:rPr>
-        <w:t>completed</w:t>
-      </w:r>
-      <w:proofErr w:type="spellEnd"/>
-      <w:r>
-        <w:rPr>
-          <w:i/>
-          <w:iCs/>
-        </w:rPr>
-        <w:t xml:space="preserve">"  </w:t>
-      </w:r>
-    </w:p>
-    <w:p>
-      <w:pPr>
-        <w:spacing w:after="0"/>
-        <w:rPr>
-          <w:lang w:val="en-US"/>
-        </w:rPr>
-      </w:pPr>
-      <w:r>
-        <w:rPr>
-          <w:lang w:val="en-US"/>
-        </w:rPr>
-        <w:lastRenderedPageBreak/>
-        <w:t>UPDATE</w:t>
-      </w:r>
-      <w:r>
-        <w:rPr>
-          <w:lang w:val="en-US"/>
-        </w:rPr>
-        <w:t xml:space="preserve"> </w:t>
-      </w:r>
-      <w:r>
-        <w:rPr>
-          <w:lang w:val="en-US"/>
-        </w:rPr>
-        <w:t>orders</w:t>
-      </w:r>
-      <w:r>
-        <w:rPr>
-          <w:lang w:val="en-US"/>
-        </w:rPr>
-        <w:t xml:space="preserve">  </w:t>
-      </w:r>
-    </w:p>
-    <w:p>
-      <w:pPr>
-        <w:spacing w:after="0"/>
-        <w:rPr>
-          <w:lang w:val="en-US"/>
-        </w:rPr>
-      </w:pPr>
-      <w:r>
-        <w:rPr>
-          <w:lang w:val="en-US"/>
-        </w:rPr>
-        <w:t>SET</w:t>
-      </w:r>
-      <w:r>
-        <w:rPr>
-          <w:lang w:val="en-US"/>
-        </w:rPr>
-        <w:t xml:space="preserve"> </w:t>
-      </w:r>
-      <w:r>
-        <w:rPr>
-          <w:lang w:val="en-US"/>
-        </w:rPr>
-        <w:t>status</w:t>
-      </w:r>
-      <w:r>
-        <w:rPr>
-          <w:lang w:val="en-US"/>
-        </w:rPr>
-        <w:t xml:space="preserve"> = '</w:t>
-      </w:r>
-      <w:r>
-        <w:rPr>
-          <w:lang w:val="en-US"/>
-        </w:rPr>
-        <w:t>completed</w:t>
-      </w:r>
-      <w:r>
-        <w:rPr>
-          <w:lang w:val="en-US"/>
-        </w:rPr>
-        <w:t xml:space="preserve">'  </w:t>
-      </w:r>
-    </w:p>
-    <w:p>
-      <w:pPr>
-        <w:spacing w:after="0"/>
-        <w:rPr>
-          <w:lang w:val="en-US"/>
-        </w:rPr>
-      </w:pPr>
-      <w:r>
-        <w:rPr>
-          <w:lang w:val="en-US"/>
-        </w:rPr>
-        <w:t>WHERE</w:t>
-      </w:r>
-      <w:r>
-        <w:rPr>
-          <w:lang w:val="en-US"/>
-        </w:rPr>
-        <w:t xml:space="preserve"> </w:t>
-      </w:r>
-      <w:proofErr w:type="spellStart"/>
-      <w:r>
-        <w:rPr>
-          <w:lang w:val="en-US"/>
-        </w:rPr>
-        <w:t>order</w:t>
-      </w:r>
-      <w:r>
-        <w:rPr>
-          <w:lang w:val="en-US"/>
-        </w:rPr>
-        <w:t>_</w:t>
-      </w:r>
-      <w:r>
-        <w:rPr>
-          <w:lang w:val="en-US"/>
-        </w:rPr>
-        <w:t>id</w:t>
-      </w:r>
-      <w:proofErr w:type="spellEnd"/>
-      <w:r>
-        <w:rPr>
-          <w:lang w:val="en-US"/>
-        </w:rPr>
-        <w:t xml:space="preserve"> = 5;  </w:t>
-      </w:r>
-    </w:p>
-    <w:p>
-      <w:pPr>
-        <w:rPr>
-          <w:lang w:val="en-US"/>
-        </w:rPr>
-      </w:pPr>
-    </w:p>
-    <w:p>
-      <w:r>
-        <w:rPr>
-          <w:b/>
-          <w:bCs/>
-        </w:rPr>
-        <w:t>4. Удаление товара (с проверкой на наличие в заказах)</w:t>
-      </w:r>
-    </w:p>
-    <w:p>
-      <w:pPr>
-        <w:spacing w:after="0"/>
-      </w:pPr>
-      <w:r>
-        <w:rPr>
-          <w:i/>
-          <w:iCs/>
-        </w:rPr>
-        <w:t xml:space="preserve">-- Удалить товар только если он не связан с заказами  </w:t>
-      </w:r>
-    </w:p>
-    <w:p>
-      <w:pPr>
-        <w:spacing w:after="0"/>
-        <w:rPr>
-          <w:lang w:val="en-US"/>
-        </w:rPr>
-      </w:pPr>
-      <w:r>
-        <w:rPr>
-          <w:lang w:val="en-US"/>
-        </w:rPr>
-        <w:t xml:space="preserve">DELETE FROM products  </w:t>
-      </w:r>
-    </w:p>
-    <w:p>
-      <w:pPr>
-        <w:spacing w:after="0"/>
-        <w:rPr>
-          <w:lang w:val="en-US"/>
-        </w:rPr>
-      </w:pPr>
-      <w:r>
-        <w:rPr>
-          <w:lang w:val="en-US"/>
-        </w:rPr>
-        <w:t xml:space="preserve">WHERE </w:t>
-      </w:r>
-      <w:proofErr w:type="spellStart"/>
-      <w:r>
-        <w:rPr>
-          <w:lang w:val="en-US"/>
-        </w:rPr>
-        <w:t>product_id</w:t>
-      </w:r>
-      <w:proofErr w:type="spellEnd"/>
-      <w:r>
-        <w:rPr>
-          <w:lang w:val="en-US"/>
-        </w:rPr>
-        <w:t xml:space="preserve"> = 10 </w:t>
-      </w:r>
-    </w:p>
-    <w:p>
-      <w:pPr>
-        <w:spacing w:after="0"/>
-        <w:rPr>
-          <w:lang w:val="en-US"/>
-        </w:rPr>
-      </w:pPr>
-      <w:r>
-        <w:rPr>
-          <w:lang w:val="en-US"/>
-        </w:rPr>
-        <w:t>AND NOT EXISTS (</w:t>
-      </w:r>
-    </w:p>
-    <w:p>
-      <w:pPr>
-        <w:spacing w:after="0"/>
-        <w:rPr>
-          <w:lang w:val="en-US"/>
-        </w:rPr>
-      </w:pPr>
-      <w:r>
-        <w:rPr>
-          <w:lang w:val="en-US"/>
-        </w:rPr>
-        <w:t xml:space="preserve">    SELECT 1 FROM orders </w:t>
-      </w:r>
-    </w:p>
-    <w:p>
-      <w:pPr>
-        <w:spacing w:after="0"/>
-        <w:rPr>
-          <w:lang w:val="en-US"/>
-        </w:rPr>
-      </w:pPr>
-      <w:r>
-        <w:rPr>
-          <w:lang w:val="en-US"/>
-        </w:rPr>
-        <w:t xml:space="preserve">    JOIN </w:t>
-      </w:r>
-      <w:proofErr w:type="spellStart"/>
-      <w:r>
-        <w:rPr>
-          <w:lang w:val="en-US"/>
-        </w:rPr>
-        <w:t>product_orders</w:t>
-      </w:r>
-      <w:proofErr w:type="spellEnd"/>
-      <w:r>
-        <w:rPr>
-          <w:lang w:val="en-US"/>
-        </w:rPr>
-        <w:t xml:space="preserve"> ON </w:t>
-      </w:r>
-      <w:proofErr w:type="spellStart"/>
-      <w:proofErr w:type="gramStart"/>
-      <w:r>
-        <w:rPr>
-          <w:lang w:val="en-US"/>
-        </w:rPr>
-        <w:t>orders.order</w:t>
-      </w:r>
-      <w:proofErr w:type="gramEnd"/>
-      <w:r>
-        <w:rPr>
-          <w:lang w:val="en-US"/>
-        </w:rPr>
-        <w:t>_id</w:t>
-      </w:r>
-      <w:proofErr w:type="spellEnd"/>
-      <w:r>
-        <w:rPr>
-          <w:lang w:val="en-US"/>
-        </w:rPr>
-        <w:t xml:space="preserve"> = </w:t>
-      </w:r>
-      <w:proofErr w:type="spellStart"/>
-      <w:r>
-        <w:rPr>
-          <w:lang w:val="en-US"/>
-        </w:rPr>
-        <w:t>product_orders.order_id</w:t>
-      </w:r>
-      <w:proofErr w:type="spellEnd"/>
-      <w:r>
-        <w:rPr>
-          <w:lang w:val="en-US"/>
-        </w:rPr>
-        <w:t xml:space="preserve"> </w:t>
-      </w:r>
-    </w:p>
-    <w:p>
-      <w:pPr>
-        <w:spacing w:after="0"/>
-        <w:rPr>
-          <w:lang w:val="en-US"/>
-        </w:rPr>
-      </w:pPr>
-      <w:r>
-        <w:rPr>
-          <w:lang w:val="en-US"/>
-        </w:rPr>
-        <w:t xml:space="preserve">    WHERE </w:t>
-      </w:r>
-      <w:proofErr w:type="spellStart"/>
-      <w:r>
-        <w:rPr>
-          <w:lang w:val="en-US"/>
-        </w:rPr>
-        <w:t>product_</w:t>
-      </w:r>
-      <w:proofErr w:type="gramStart"/>
-      <w:r>
-        <w:rPr>
-          <w:lang w:val="en-US"/>
-        </w:rPr>
-        <w:t>orders.product</w:t>
-      </w:r>
-      <w:proofErr w:type="gramEnd"/>
-      <w:r>
-        <w:rPr>
-          <w:lang w:val="en-US"/>
-        </w:rPr>
-        <w:t>_id</w:t>
-      </w:r>
-      <w:proofErr w:type="spellEnd"/>
-      <w:r>
-        <w:rPr>
-          <w:lang w:val="en-US"/>
-        </w:rPr>
-        <w:t xml:space="preserve"> = 10 </w:t>
-      </w:r>
-    </w:p>
-    <w:p>
-      <w:pPr>
-        <w:spacing w:after="0"/>
-      </w:pPr>
-      <w:r>
-        <w:t xml:space="preserve">);  </w:t>
-      </w:r>
-    </w:p>
-    <w:p/>
-    <w:p>
-      <w:r>
-        <w:rPr>
-          <w:b/>
-          <w:bCs/>
-        </w:rPr>
-        <w:t>5. Получение отзывов с рейтингом 5</w:t>
-      </w:r>
-    </w:p>
-    <w:p>
-      <w:pPr>
-        <w:spacing w:after="0"/>
-      </w:pPr>
-      <w:r>
-        <w:rPr>
-          <w:i/>
-          <w:iCs/>
-        </w:rPr>
-        <w:t xml:space="preserve">-- Вывести все отзывы с максимальной оценкой  </w:t>
-      </w:r>
-    </w:p>
-    <w:p>
-      <w:pPr>
-        <w:spacing w:after="0"/>
-        <w:rPr>
-          <w:lang w:val="en-US"/>
-        </w:rPr>
-      </w:pPr>
-      <w:r>
-        <w:rPr>
-          <w:lang w:val="en-US"/>
-        </w:rPr>
-        <w:t xml:space="preserve">SELECT </w:t>
-      </w:r>
-    </w:p>
-    <w:p>
-      <w:pPr>
-        <w:spacing w:after="0"/>
-        <w:rPr>
-          <w:lang w:val="en-US"/>
-        </w:rPr>
-      </w:pPr>
-      <w:r>
-        <w:rPr>
-          <w:lang w:val="en-US"/>
-        </w:rPr>
-        <w:t xml:space="preserve">    </w:t>
-      </w:r>
-      <w:proofErr w:type="spellStart"/>
-      <w:proofErr w:type="gramStart"/>
-      <w:r>
-        <w:rPr>
-          <w:lang w:val="en-US"/>
-        </w:rPr>
-        <w:t>r.review</w:t>
-      </w:r>
-      <w:proofErr w:type="gramEnd"/>
-      <w:r>
-        <w:rPr>
-          <w:lang w:val="en-US"/>
-        </w:rPr>
-        <w:t>_id</w:t>
-      </w:r>
-      <w:proofErr w:type="spellEnd"/>
-      <w:r>
-        <w:rPr>
-          <w:lang w:val="en-US"/>
-        </w:rPr>
-        <w:t xml:space="preserve"> AS "ID </w:t>
-      </w:r>
-      <w:r>
-        <w:t>отзыва</w:t>
-      </w:r>
-      <w:r>
-        <w:rPr>
-          <w:lang w:val="en-US"/>
-        </w:rPr>
-        <w:t xml:space="preserve">", </w:t>
-      </w:r>
-    </w:p>
-    <w:p>
-      <w:pPr>
-        <w:spacing w:after="0"/>
-        <w:rPr>
-          <w:lang w:val="en-US"/>
-        </w:rPr>
-      </w:pPr>
-      <w:r>
-        <w:rPr>
-          <w:lang w:val="en-US"/>
-        </w:rPr>
-        <w:t xml:space="preserve">    p.name AS "</w:t>
-      </w:r>
-      <w:r>
-        <w:t>Товар</w:t>
-      </w:r>
-      <w:r>
-        <w:rPr>
-          <w:lang w:val="en-US"/>
-        </w:rPr>
-        <w:t xml:space="preserve">", </w:t>
-      </w:r>
-    </w:p>
-    <w:p>
-      <w:pPr>
-        <w:spacing w:after="0"/>
-        <w:rPr>
-          <w:lang w:val="en-US"/>
-        </w:rPr>
-      </w:pPr>
-      <w:r>
-        <w:rPr>
-          <w:lang w:val="en-US"/>
-        </w:rPr>
-        <w:t xml:space="preserve">    </w:t>
-      </w:r>
-      <w:proofErr w:type="spellStart"/>
-      <w:proofErr w:type="gramStart"/>
-      <w:r>
-        <w:rPr>
-          <w:lang w:val="en-US"/>
-        </w:rPr>
-        <w:t>u.email</w:t>
-      </w:r>
-      <w:proofErr w:type="spellEnd"/>
-      <w:proofErr w:type="gramEnd"/>
-      <w:r>
-        <w:rPr>
-          <w:lang w:val="en-US"/>
-        </w:rPr>
-        <w:t xml:space="preserve"> AS "</w:t>
-      </w:r>
-      <w:r>
-        <w:t>Пользователь</w:t>
-      </w:r>
-      <w:r>
-        <w:rPr>
-          <w:lang w:val="en-US"/>
-        </w:rPr>
-        <w:t xml:space="preserve">", </w:t>
-      </w:r>
-    </w:p>
-    <w:p>
-      <w:pPr>
-        <w:spacing w:after="0"/>
-        <w:rPr>
-          <w:lang w:val="en-US"/>
-        </w:rPr>
-      </w:pPr>
-      <w:r>
-        <w:rPr>
-          <w:lang w:val="en-US"/>
-        </w:rPr>
-        <w:t xml:space="preserve">    </w:t>
-      </w:r>
-      <w:proofErr w:type="spellStart"/>
-      <w:proofErr w:type="gramStart"/>
-      <w:r>
-        <w:rPr>
-          <w:lang w:val="en-US"/>
-        </w:rPr>
-        <w:t>r.rating</w:t>
-      </w:r>
-      <w:proofErr w:type="spellEnd"/>
-      <w:proofErr w:type="gramEnd"/>
-      <w:r>
-        <w:rPr>
-          <w:lang w:val="en-US"/>
-        </w:rPr>
-        <w:t xml:space="preserve"> AS "</w:t>
-      </w:r>
-      <w:r>
-        <w:t>Рейтинг</w:t>
-      </w:r>
-      <w:r>
-        <w:rPr>
-          <w:lang w:val="en-US"/>
-        </w:rPr>
-        <w:t xml:space="preserve">", </w:t>
-      </w:r>
-    </w:p>
-    <w:p>
-      <w:pPr>
-        <w:spacing w:after="0"/>
-        <w:rPr>
-          <w:lang w:val="en-US"/>
-        </w:rPr>
-      </w:pPr>
-      <w:r>
-        <w:rPr>
-          <w:lang w:val="en-US"/>
-        </w:rPr>
-        <w:t xml:space="preserve">    </w:t>
-      </w:r>
-      <w:proofErr w:type="spellStart"/>
-      <w:proofErr w:type="gramStart"/>
-      <w:r>
-        <w:rPr>
-          <w:lang w:val="en-US"/>
-        </w:rPr>
-        <w:t>r.comment</w:t>
-      </w:r>
-      <w:proofErr w:type="spellEnd"/>
-      <w:proofErr w:type="gramEnd"/>
-      <w:r>
-        <w:rPr>
-          <w:lang w:val="en-US"/>
-        </w:rPr>
-        <w:t xml:space="preserve"> AS "</w:t>
-      </w:r>
-      <w:r>
-        <w:t>Комментарий</w:t>
-      </w:r>
-      <w:r>
-        <w:rPr>
-          <w:lang w:val="en-US"/>
-        </w:rPr>
-        <w:t xml:space="preserve">"  </w:t>
-      </w:r>
-    </w:p>
-    <w:p>
-      <w:pPr>
-        <w:spacing w:after="0"/>
-        <w:rPr>
-          <w:lang w:val="en-US"/>
-        </w:rPr>
-      </w:pPr>
-      <w:r>
-        <w:rPr>
-          <w:lang w:val="en-US"/>
-        </w:rPr>
-        <w:t xml:space="preserve">FROM reviews r  </w:t>
-      </w:r>
-    </w:p>
-    <w:p>
-      <w:pPr>
-        <w:spacing w:after="0"/>
-        <w:rPr>
-          <w:lang w:val="en-US"/>
-        </w:rPr>
-      </w:pPr>
-      <w:r>
-        <w:rPr>
-          <w:lang w:val="en-US"/>
-        </w:rPr>
-        <w:t xml:space="preserve">JOIN products p ON </w:t>
-      </w:r>
-      <w:proofErr w:type="spellStart"/>
-      <w:proofErr w:type="gramStart"/>
-      <w:r>
-        <w:rPr>
-          <w:lang w:val="en-US"/>
-        </w:rPr>
-        <w:t>r.product</w:t>
-      </w:r>
-      <w:proofErr w:type="gramEnd"/>
-      <w:r>
-        <w:rPr>
-          <w:lang w:val="en-US"/>
-        </w:rPr>
-        <w:t>_id</w:t>
-      </w:r>
-      <w:proofErr w:type="spellEnd"/>
-      <w:r>
-        <w:rPr>
-          <w:lang w:val="en-US"/>
-        </w:rPr>
-        <w:t xml:space="preserve"> = </w:t>
-      </w:r>
-      <w:proofErr w:type="spellStart"/>
-      <w:r>
-        <w:rPr>
-          <w:lang w:val="en-US"/>
-        </w:rPr>
-        <w:t>p.product_id</w:t>
-      </w:r>
-      <w:proofErr w:type="spellEnd"/>
-      <w:r>
-        <w:rPr>
-          <w:lang w:val="en-US"/>
-        </w:rPr>
-        <w:t xml:space="preserve">  </w:t>
-      </w:r>
-    </w:p>
-    <w:p>
-      <w:pPr>
-        <w:spacing w:after="0"/>
-        <w:rPr>
-          <w:lang w:val="en-US"/>
-        </w:rPr>
-      </w:pPr>
-      <w:r>
-        <w:rPr>
-          <w:lang w:val="en-US"/>
-        </w:rPr>
-        <w:t xml:space="preserve">JOIN users u ON </w:t>
-      </w:r>
-      <w:proofErr w:type="spellStart"/>
-      <w:r>
-        <w:rPr>
-          <w:lang w:val="en-US"/>
-        </w:rPr>
-        <w:t>r.user_id</w:t>
-      </w:r>
-      <w:proofErr w:type="spellEnd"/>
-      <w:r>
-        <w:rPr>
-          <w:lang w:val="en-US"/>
-        </w:rPr>
-        <w:t xml:space="preserve"> = </w:t>
-      </w:r>
-      <w:proofErr w:type="spellStart"/>
-      <w:r>
-        <w:rPr>
-          <w:lang w:val="en-US"/>
-        </w:rPr>
-        <w:t>u.user_id</w:t>
-      </w:r>
-      <w:proofErr w:type="spellEnd"/>
-      <w:r>
-        <w:rPr>
-          <w:lang w:val="en-US"/>
-        </w:rPr>
-        <w:t xml:space="preserve">  </w:t>
-      </w:r>
-    </w:p>
-    <w:p>
-      <w:pPr>
-        <w:spacing w:after="0"/>
-      </w:pPr>
-      <w:r>
-        <w:t xml:space="preserve">WHERE </w:t>
-      </w:r>
-      <w:proofErr w:type="spellStart"/>
-      <w:proofErr w:type="gramStart"/>
-      <w:r>
-        <w:t>r.rating</w:t>
-      </w:r>
-      <w:proofErr w:type="spellEnd"/>
-      <w:proofErr w:type="gramEnd"/>
-      <w:r>
-        <w:t xml:space="preserve"> = 5;  </w:t>
-      </w:r>
-    </w:p>
-    <w:p/>
-    <w:p>
-      <w:r>
-        <w:rPr>
-          <w:b/>
-          <w:bCs/>
-        </w:rPr>
-        <w:t>6. Формирование отчета по заказам (октябрь 2023)</w:t>
-      </w:r>
-    </w:p>
-    <w:p>
-      <w:pPr>
-        <w:spacing w:after="0"/>
-      </w:pPr>
-      <w:r>
-        <w:rPr>
-          <w:i/>
-          <w:iCs/>
-        </w:rPr>
-        <w:lastRenderedPageBreak/>
-        <w:t xml:space="preserve">-- Получить заказы за октябрь 2023  </w:t>
-      </w:r>
-    </w:p>
-    <w:p>
-      <w:pPr>
-        <w:spacing w:after="0"/>
-      </w:pPr>
-      <w:r>
-        <w:rPr>
-          <w:lang w:val="en-US"/>
-        </w:rPr>
-        <w:t>SELECT</w:t>
-      </w:r>
-      <w:r>
-        <w:t xml:space="preserve"> </w:t>
-      </w:r>
-    </w:p>
-    <w:p>
-      <w:pPr>
-        <w:spacing w:after="0"/>
-        <w:rPr>
-          <w:lang w:val="en-US"/>
-        </w:rPr>
-      </w:pPr>
-      <w:r>
-        <w:t xml:space="preserve">    </w:t>
-      </w:r>
-      <w:proofErr w:type="spellStart"/>
-      <w:proofErr w:type="gramStart"/>
-      <w:r>
-        <w:rPr>
-          <w:lang w:val="en-US"/>
-        </w:rPr>
-        <w:t>o</w:t>
-      </w:r>
-      <w:r>
-        <w:rPr>
-          <w:lang w:val="en-US"/>
-        </w:rPr>
-        <w:t>.</w:t>
-      </w:r>
-      <w:r>
-        <w:rPr>
-          <w:lang w:val="en-US"/>
-        </w:rPr>
-        <w:t>order</w:t>
-      </w:r>
-      <w:proofErr w:type="gramEnd"/>
-      <w:r>
-        <w:rPr>
-          <w:lang w:val="en-US"/>
-        </w:rPr>
-        <w:t>_</w:t>
-      </w:r>
-      <w:r>
-        <w:rPr>
-          <w:lang w:val="en-US"/>
-        </w:rPr>
-        <w:t>id</w:t>
-      </w:r>
-      <w:proofErr w:type="spellEnd"/>
-      <w:r>
-        <w:rPr>
-          <w:lang w:val="en-US"/>
-        </w:rPr>
-        <w:t xml:space="preserve"> </w:t>
-      </w:r>
-      <w:r>
-        <w:rPr>
-          <w:lang w:val="en-US"/>
-        </w:rPr>
-        <w:t>AS</w:t>
-      </w:r>
-      <w:r>
-        <w:rPr>
-          <w:lang w:val="en-US"/>
-        </w:rPr>
-        <w:t xml:space="preserve"> "</w:t>
-      </w:r>
-      <w:r>
-        <w:t>Номер</w:t>
-      </w:r>
-      <w:r>
-        <w:rPr>
-          <w:lang w:val="en-US"/>
-        </w:rPr>
-        <w:t xml:space="preserve"> </w:t>
-      </w:r>
-      <w:r>
-        <w:t>заказа</w:t>
-      </w:r>
-      <w:r>
-        <w:rPr>
-          <w:lang w:val="en-US"/>
-        </w:rPr>
-        <w:t xml:space="preserve">", </w:t>
-      </w:r>
-    </w:p>
-    <w:p>
-      <w:pPr>
-        <w:spacing w:after="0"/>
-        <w:rPr>
-          <w:lang w:val="en-US"/>
-        </w:rPr>
-      </w:pPr>
-      <w:r>
-        <w:rPr>
-          <w:lang w:val="en-US"/>
-        </w:rPr>
-        <w:t xml:space="preserve">    </w:t>
-      </w:r>
-      <w:proofErr w:type="spellStart"/>
-      <w:proofErr w:type="gramStart"/>
-      <w:r>
-        <w:rPr>
-          <w:lang w:val="en-US"/>
-        </w:rPr>
-        <w:t>u.email</w:t>
-      </w:r>
-      <w:proofErr w:type="spellEnd"/>
-      <w:proofErr w:type="gramEnd"/>
-      <w:r>
-        <w:rPr>
-          <w:lang w:val="en-US"/>
-        </w:rPr>
-        <w:t xml:space="preserve"> AS "</w:t>
-      </w:r>
-      <w:r>
-        <w:t>Пользователь</w:t>
-      </w:r>
-      <w:r>
-        <w:rPr>
-          <w:lang w:val="en-US"/>
-        </w:rPr>
-        <w:t xml:space="preserve">", </w:t>
-      </w:r>
-    </w:p>
-    <w:p>
-      <w:pPr>
-        <w:spacing w:after="0"/>
-        <w:rPr>
-          <w:lang w:val="en-US"/>
-        </w:rPr>
-      </w:pPr>
-      <w:r>
-        <w:rPr>
-          <w:lang w:val="en-US"/>
-        </w:rPr>
-        <w:t xml:space="preserve">    </w:t>
-      </w:r>
-      <w:proofErr w:type="spellStart"/>
-      <w:proofErr w:type="gramStart"/>
-      <w:r>
-        <w:rPr>
-          <w:lang w:val="en-US"/>
-        </w:rPr>
-        <w:t>o.status</w:t>
-      </w:r>
-      <w:proofErr w:type="spellEnd"/>
-      <w:proofErr w:type="gramEnd"/>
-      <w:r>
-        <w:rPr>
-          <w:lang w:val="en-US"/>
-        </w:rPr>
-        <w:t xml:space="preserve"> AS "</w:t>
-      </w:r>
-      <w:r>
-        <w:t>Статус</w:t>
-      </w:r>
-      <w:r>
-        <w:rPr>
-          <w:lang w:val="en-US"/>
-        </w:rPr>
-        <w:t xml:space="preserve">", </w:t>
-      </w:r>
-    </w:p>
-    <w:p>
-      <w:pPr>
-        <w:spacing w:after="0"/>
-        <w:rPr>
-          <w:lang w:val="en-US"/>
-        </w:rPr>
-      </w:pPr>
-      <w:r>
-        <w:rPr>
-          <w:lang w:val="en-US"/>
-        </w:rPr>
-        <w:t xml:space="preserve">    </w:t>
-      </w:r>
-      <w:proofErr w:type="spellStart"/>
-      <w:proofErr w:type="gramStart"/>
-      <w:r>
-        <w:rPr>
-          <w:lang w:val="en-US"/>
-        </w:rPr>
-        <w:t>o.order</w:t>
-      </w:r>
-      <w:proofErr w:type="gramEnd"/>
-      <w:r>
-        <w:rPr>
-          <w:lang w:val="en-US"/>
-        </w:rPr>
-        <w:t>_date</w:t>
-      </w:r>
-      <w:proofErr w:type="spellEnd"/>
-      <w:r>
-        <w:rPr>
-          <w:lang w:val="en-US"/>
-        </w:rPr>
-        <w:t xml:space="preserve"> AS "</w:t>
-      </w:r>
-      <w:r>
-        <w:t>Дата</w:t>
-      </w:r>
-      <w:r>
-        <w:rPr>
-          <w:lang w:val="en-US"/>
-        </w:rPr>
-        <w:t xml:space="preserve">"  </w:t>
-      </w:r>
-    </w:p>
-    <w:p>
-      <w:pPr>
-        <w:spacing w:after="0"/>
-        <w:rPr>
-          <w:lang w:val="en-US"/>
-        </w:rPr>
-      </w:pPr>
-      <w:r>
-        <w:rPr>
-          <w:lang w:val="en-US"/>
-        </w:rPr>
-        <w:t xml:space="preserve">FROM orders o  </w:t>
-      </w:r>
-    </w:p>
-    <w:p>
-      <w:pPr>
-        <w:spacing w:after="0"/>
-        <w:rPr>
-          <w:lang w:val="en-US"/>
-        </w:rPr>
-      </w:pPr>
-      <w:r>
-        <w:rPr>
-          <w:lang w:val="en-US"/>
-        </w:rPr>
-        <w:t xml:space="preserve">JOIN users u ON </w:t>
-      </w:r>
-      <w:proofErr w:type="spellStart"/>
-      <w:r>
-        <w:rPr>
-          <w:lang w:val="en-US"/>
-        </w:rPr>
-        <w:t>o.user_id</w:t>
-      </w:r>
-      <w:proofErr w:type="spellEnd"/>
-      <w:r>
-        <w:rPr>
-          <w:lang w:val="en-US"/>
-        </w:rPr>
-        <w:t xml:space="preserve"> = </w:t>
-      </w:r>
-      <w:proofErr w:type="spellStart"/>
-      <w:r>
-        <w:rPr>
-          <w:lang w:val="en-US"/>
-        </w:rPr>
-        <w:t>u.user_id</w:t>
-      </w:r>
-      <w:proofErr w:type="spellEnd"/>
-      <w:r>
-        <w:rPr>
-          <w:lang w:val="en-US"/>
-        </w:rPr>
-        <w:t xml:space="preserve">  </w:t>
-      </w:r>
-    </w:p>
-    <w:p>
-      <w:pPr>
-        <w:spacing w:after="0"/>
-        <w:rPr>
-          <w:lang w:val="en-US"/>
-        </w:rPr>
-      </w:pPr>
-      <w:r>
-        <w:rPr>
-          <w:lang w:val="en-US"/>
-        </w:rPr>
-        <w:t xml:space="preserve">WHERE </w:t>
-      </w:r>
-      <w:proofErr w:type="spellStart"/>
-      <w:proofErr w:type="gramStart"/>
-      <w:r>
-        <w:rPr>
-          <w:lang w:val="en-US"/>
-        </w:rPr>
-        <w:t>strftime</w:t>
-      </w:r>
-      <w:proofErr w:type="spellEnd"/>
-      <w:r>
-        <w:rPr>
-          <w:lang w:val="en-US"/>
-        </w:rPr>
-        <w:t>(</w:t>
-      </w:r>
-      <w:proofErr w:type="gramEnd"/>
-      <w:r>
-        <w:rPr>
-          <w:lang w:val="en-US"/>
-        </w:rPr>
-        <w:t xml:space="preserve">'%Y-%m', </w:t>
-      </w:r>
-      <w:proofErr w:type="spellStart"/>
-      <w:r>
-        <w:rPr>
-          <w:lang w:val="en-US"/>
-        </w:rPr>
-        <w:t>o.order_date</w:t>
-      </w:r>
-      <w:proofErr w:type="spellEnd"/>
-      <w:r>
-        <w:rPr>
-          <w:lang w:val="en-US"/>
-        </w:rPr>
-        <w:t xml:space="preserve">) = '2023-10';  </w:t>
-      </w:r>
-    </w:p>
-    <w:p>
-      <w:pPr>
-        <w:rPr>
-          <w:lang w:val="en-US"/>
-        </w:rPr>
-      </w:pPr>
-    </w:p>
-    <w:p>
-      <w:r>
-        <w:rPr>
-          <w:b/>
-          <w:bCs/>
-        </w:rPr>
-        <w:t xml:space="preserve">7. Проверка уникальности </w:t>
-      </w:r>
-      <w:proofErr w:type="spellStart"/>
-      <w:r>
-        <w:rPr>
-          <w:b/>
-          <w:bCs/>
-        </w:rPr>
-        <w:t>email</w:t>
-      </w:r>
-      <w:proofErr w:type="spellEnd"/>
-    </w:p>
-    <w:p>
-      <w:pPr>
-        <w:spacing w:after="0"/>
-      </w:pPr>
-      <w:r>
-        <w:rPr>
-          <w:i/>
-          <w:iCs/>
-        </w:rPr>
-        <w:t xml:space="preserve">-- Проверить существование </w:t>
-      </w:r>
-      <w:proofErr w:type="spellStart"/>
-      <w:r>
-        <w:rPr>
-          <w:i/>
-          <w:iCs/>
-        </w:rPr>
-        <w:t>email</w:t>
-      </w:r>
-      <w:proofErr w:type="spellEnd"/>
-      <w:r>
-        <w:rPr>
-          <w:i/>
-          <w:iCs/>
-        </w:rPr>
-        <w:t xml:space="preserve"> перед регистрацией  </w:t>
-      </w:r>
-    </w:p>
-    <w:p>
-      <w:pPr>
-        <w:spacing w:after="0"/>
-        <w:rPr>
-          <w:lang w:val="en-US"/>
-        </w:rPr>
-      </w:pPr>
-      <w:r>
-        <w:rPr>
-          <w:lang w:val="en-US"/>
-        </w:rPr>
-        <w:t xml:space="preserve">SELECT </w:t>
-      </w:r>
-      <w:proofErr w:type="gramStart"/>
-      <w:r>
-        <w:rPr>
-          <w:lang w:val="en-US"/>
-        </w:rPr>
-        <w:t>COUNT(</w:t>
-      </w:r>
-      <w:proofErr w:type="gramEnd"/>
-      <w:r>
-        <w:rPr>
-          <w:lang w:val="en-US"/>
-        </w:rPr>
-        <w:t xml:space="preserve">*)  </w:t>
-      </w:r>
-    </w:p>
-    <w:p>
-      <w:pPr>
-        <w:spacing w:after="0"/>
-        <w:rPr>
-          <w:lang w:val="en-US"/>
-        </w:rPr>
-      </w:pPr>
-      <w:r>
-        <w:rPr>
-          <w:lang w:val="en-US"/>
-        </w:rPr>
-        <w:t xml:space="preserve">FROM users  </w:t>
-      </w:r>
-    </w:p>
-    <w:p>
-      <w:pPr>
-        <w:spacing w:after="0"/>
-        <w:rPr>
-          <w:lang w:val="en-US"/>
-        </w:rPr>
-      </w:pPr>
-      <w:r>
-        <w:rPr>
-          <w:lang w:val="en-US"/>
-        </w:rPr>
-        <w:t xml:space="preserve">WHERE email = 'client@example.com';  </w:t>
-      </w:r>
-    </w:p>
-    <w:p>
-      <w:pPr>
-        <w:rPr>
-          <w:lang w:val="en-US"/>
-        </w:rPr>
-      </w:pPr>
-    </w:p>
-    <w:p>
-      <w:r>
-        <w:rPr>
-          <w:b/>
-          <w:bCs/>
-        </w:rPr>
-        <w:t>8. Добавление товара с изображением</w:t>
-      </w:r>
-    </w:p>
-    <w:p>
-      <w:pPr>
-        <w:spacing w:after="0"/>
-      </w:pPr>
-      <w:r>
-        <w:rPr>
-          <w:i/>
-          <w:iCs/>
-        </w:rPr>
-        <w:t xml:space="preserve">-- Менеджер добавляет новый товар  </w:t>
-      </w:r>
-    </w:p>
-    <w:p>
-      <w:pPr>
-        <w:spacing w:after="0"/>
-        <w:rPr>
-          <w:lang w:val="en-US"/>
-        </w:rPr>
-      </w:pPr>
-      <w:r>
-        <w:rPr>
-          <w:lang w:val="en-US"/>
-        </w:rPr>
-        <w:t xml:space="preserve">INSERT INTO products (name, price, </w:t>
-      </w:r>
-      <w:proofErr w:type="spellStart"/>
-      <w:r>
-        <w:rPr>
-          <w:lang w:val="en-US"/>
-        </w:rPr>
-        <w:t>category_id</w:t>
-      </w:r>
-      <w:proofErr w:type="spellEnd"/>
-      <w:r>
-        <w:rPr>
-          <w:lang w:val="en-US"/>
-        </w:rPr>
-        <w:t xml:space="preserve">, stock, </w:t>
-      </w:r>
-      <w:proofErr w:type="spellStart"/>
-      <w:r>
-        <w:rPr>
-          <w:lang w:val="en-US"/>
-        </w:rPr>
-        <w:t>image_url</w:t>
-      </w:r>
-      <w:proofErr w:type="spellEnd"/>
-      <w:r>
-        <w:rPr>
-          <w:lang w:val="en-US"/>
-        </w:rPr>
-        <w:t xml:space="preserve">)  </w:t>
-      </w:r>
-    </w:p>
-    <w:p>
-      <w:pPr>
-        <w:spacing w:after="0"/>
-        <w:rPr>
-          <w:lang w:val="en-US"/>
-        </w:rPr>
-      </w:pPr>
-      <w:r>
-        <w:rPr>
-          <w:lang w:val="en-US"/>
-        </w:rPr>
-        <w:t>VALUES (</w:t>
-      </w:r>
-    </w:p>
-    <w:p>
-      <w:pPr>
-        <w:spacing w:after="0"/>
-        <w:rPr>
-          <w:lang w:val="en-US"/>
-        </w:rPr>
-      </w:pPr>
-      <w:r>
-        <w:rPr>
-          <w:lang w:val="en-US"/>
-        </w:rPr>
-        <w:t xml:space="preserve">    '</w:t>
-      </w:r>
-      <w:r>
-        <w:t>Складной</w:t>
-      </w:r>
-      <w:r>
-        <w:rPr>
-          <w:lang w:val="en-US"/>
-        </w:rPr>
-        <w:t xml:space="preserve"> </w:t>
-      </w:r>
-      <w:r>
         <w:t>нож</w:t>
       </w:r>
       <w:r>
@@ -11113,21 +9587,7 @@
         <w:rPr>
           <w:lang w:val="en-US"/>
         </w:rPr>
-        <w:t xml:space="preserve">    (SELECT </w:t>
-      </w:r>
-      <w:proofErr w:type="spellStart"/>
-      <w:r>
-        <w:rPr>
-          <w:lang w:val="en-US"/>
-        </w:rPr>
-        <w:t>category_id</w:t>
-      </w:r>
-      <w:proofErr w:type="spellEnd"/>
-      <w:r>
-        <w:rPr>
-          <w:lang w:val="en-US"/>
-        </w:rPr>
-        <w:t xml:space="preserve"> FROM categories WHERE name = '</w:t>
+        <w:t xml:space="preserve">    (SELECT category_id FROM categories WHERE name = '</w:t>
       </w:r>
       <w:r>
         <w:t>Туристические</w:t>
